--- a/apps/api/templates/גהות-תעסוקתי-הצעת-מחיר-להכנת-סקר-מקדים-כימיה-ורעש.docx
+++ b/apps/api/templates/גהות-תעסוקתי-הצעת-מחיר-להכנת-סקר-מקדים-כימיה-ורעש.docx
@@ -3034,44 +3034,7 @@
     </w:p>
     <w:p>
       <w:pPr>
-        <w:jc w:val="center"/>
-        <w:rPr>
-          <w:rFonts w:cs="David" w:hint="cs"/>
-          <w:sz w:val="28"/>
-          <w:szCs w:val="28"/>
-          <w:rtl/>
-        </w:rPr>
-      </w:pPr>
-      <w:r>
-        <w:rPr>
-          <w:rFonts w:cs="David" w:hint="cs"/>
-          <w:sz w:val="28"/>
-          <w:szCs w:val="28"/>
-          <w:rtl/>
-        </w:rPr>
-        <w:t>הנני</w:t>
-      </w:r>
-      <w:r>
-        <w:rPr>
-          <w:rFonts w:cs="David" w:hint="cs"/>
-          <w:sz w:val="28"/>
-          <w:szCs w:val="28"/>
-          <w:rtl/>
-        </w:rPr>
-        <w:t xml:space="preserve"> </w:t>
-      </w:r>
-      <w:r>
-        <w:rPr>
-          <w:rFonts w:cs="David" w:hint="cs"/>
-          <w:sz w:val="28"/>
-          <w:szCs w:val="28"/>
-          <w:rtl/>
-        </w:rPr>
-        <w:t>מאשר את ההצעה על כל סעיפיה.</w:t>
-      </w:r>
-    </w:p>
-    <w:p>
-      <w:pPr>
+        <w:ind w:left="720"/>
         <w:jc w:val="both"/>
         <w:rPr>
           <w:rFonts w:cs="David" w:hint="cs"/>
@@ -3082,188 +3045,6 @@
         </w:rPr>
       </w:pPr>
     </w:p>
-    <w:tbl>
-      <w:tblPr>
-        <w:bidiVisual/>
-        <w:tblW w:w="0" w:type="auto"/>
-        <w:tblInd w:w="360" w:type="dxa"/>
-        <w:tblBorders>
-          <w:top w:val="single" w:sz="4" w:space="0" w:color="auto"/>
-          <w:left w:val="single" w:sz="4" w:space="0" w:color="auto"/>
-          <w:bottom w:val="single" w:sz="4" w:space="0" w:color="auto"/>
-          <w:right w:val="single" w:sz="4" w:space="0" w:color="auto"/>
-          <w:insideH w:val="single" w:sz="4" w:space="0" w:color="auto"/>
-          <w:insideV w:val="single" w:sz="4" w:space="0" w:color="auto"/>
-        </w:tblBorders>
-        <w:tblLook w:val="04A0" w:firstRow="1" w:lastRow="0" w:firstColumn="1" w:lastColumn="0" w:noHBand="0" w:noVBand="1"/>
-      </w:tblPr>
-      <w:tblGrid>
-        <w:gridCol w:w="3441"/>
-        <w:gridCol w:w="3441"/>
-        <w:gridCol w:w="3440"/>
-      </w:tblGrid>
-      <w:tr>
-        <w:tc>
-          <w:tcPr>
-            <w:tcW w:w="3560" w:type="dxa"/>
-            <w:vAlign w:val="center"/>
-          </w:tcPr>
-          <w:p>
-            <w:pPr>
-              <w:jc w:val="center"/>
-              <w:rPr>
-                <w:rFonts w:cs="David" w:hint="cs"/>
-                <w:b/>
-                <w:bCs/>
-                <w:sz w:val="40"/>
-                <w:szCs w:val="40"/>
-                <w:rtl/>
-              </w:rPr>
-            </w:pPr>
-            <w:r>
-              <w:rPr>
-                <w:rFonts w:cs="David" w:hint="cs"/>
-                <w:b/>
-                <w:bCs/>
-                <w:sz w:val="40"/>
-                <w:szCs w:val="40"/>
-                <w:rtl/>
-              </w:rPr>
-              <w:t>שם מלא של מאשר ההצעה</w:t>
-            </w:r>
-          </w:p>
-        </w:tc>
-        <w:tc>
-          <w:tcPr>
-            <w:tcW w:w="3561" w:type="dxa"/>
-            <w:vAlign w:val="center"/>
-          </w:tcPr>
-          <w:p>
-            <w:pPr>
-              <w:jc w:val="center"/>
-              <w:rPr>
-                <w:rFonts w:cs="David" w:hint="cs"/>
-                <w:b/>
-                <w:bCs/>
-                <w:sz w:val="40"/>
-                <w:szCs w:val="40"/>
-                <w:rtl/>
-              </w:rPr>
-            </w:pPr>
-            <w:r>
-              <w:rPr>
-                <w:rFonts w:cs="David" w:hint="cs"/>
-                <w:b/>
-                <w:bCs/>
-                <w:sz w:val="40"/>
-                <w:szCs w:val="40"/>
-                <w:rtl/>
-              </w:rPr>
-              <w:t>חתימה</w:t>
-            </w:r>
-          </w:p>
-        </w:tc>
-        <w:tc>
-          <w:tcPr>
-            <w:tcW w:w="3561" w:type="dxa"/>
-            <w:vAlign w:val="center"/>
-          </w:tcPr>
-          <w:p>
-            <w:pPr>
-              <w:jc w:val="center"/>
-              <w:rPr>
-                <w:rFonts w:cs="David" w:hint="cs"/>
-                <w:b/>
-                <w:bCs/>
-                <w:sz w:val="40"/>
-                <w:szCs w:val="40"/>
-                <w:rtl/>
-              </w:rPr>
-            </w:pPr>
-            <w:r>
-              <w:rPr>
-                <w:rFonts w:cs="David" w:hint="cs"/>
-                <w:b/>
-                <w:bCs/>
-                <w:sz w:val="40"/>
-                <w:szCs w:val="40"/>
-                <w:rtl/>
-              </w:rPr>
-              <w:t>חותמת</w:t>
-            </w:r>
-          </w:p>
-        </w:tc>
-      </w:tr>
-      <w:tr>
-        <w:trPr>
-          <w:trHeight w:val="907"/>
-        </w:trPr>
-        <w:tc>
-          <w:tcPr>
-            <w:tcW w:w="3560" w:type="dxa"/>
-          </w:tcPr>
-          <w:p>
-            <w:pPr>
-              <w:jc w:val="both"/>
-              <w:rPr>
-                <w:rFonts w:cs="David" w:hint="cs"/>
-                <w:b/>
-                <w:bCs/>
-                <w:u w:val="single"/>
-                <w:rtl/>
-              </w:rPr>
-            </w:pPr>
-          </w:p>
-        </w:tc>
-        <w:tc>
-          <w:tcPr>
-            <w:tcW w:w="3561" w:type="dxa"/>
-          </w:tcPr>
-          <w:p>
-            <w:pPr>
-              <w:jc w:val="both"/>
-              <w:rPr>
-                <w:rFonts w:cs="David" w:hint="cs"/>
-                <w:b/>
-                <w:bCs/>
-                <w:u w:val="single"/>
-                <w:rtl/>
-              </w:rPr>
-            </w:pPr>
-          </w:p>
-        </w:tc>
-        <w:tc>
-          <w:tcPr>
-            <w:tcW w:w="3561" w:type="dxa"/>
-          </w:tcPr>
-          <w:p>
-            <w:pPr>
-              <w:jc w:val="both"/>
-              <w:rPr>
-                <w:rFonts w:cs="David" w:hint="cs"/>
-                <w:b/>
-                <w:bCs/>
-                <w:u w:val="single"/>
-                <w:rtl/>
-              </w:rPr>
-            </w:pPr>
-          </w:p>
-        </w:tc>
-      </w:tr>
-    </w:tbl>
-    <w:p>
-      <w:pPr>
-        <w:ind w:left="720"/>
-        <w:jc w:val="both"/>
-        <w:rPr>
-          <w:rFonts w:cs="David" w:hint="cs"/>
-          <w:b/>
-          <w:bCs/>
-          <w:u w:val="single"/>
-          <w:rtl/>
-        </w:rPr>
-      </w:pPr>
-    </w:p>
     <w:p>
       <w:pPr>
         <w:ind w:left="720"/>
@@ -3288,1286 +3069,14 @@
     <w:p>
       <w:pPr>
         <w:jc w:val="center"/>
-        <w:rPr>
-          <w:rFonts w:cs="David"/>
-          <w:b/>
-          <w:bCs/>
-          <w:sz w:val="28"/>
-          <w:szCs w:val="28"/>
-          <w:u w:val="single"/>
-        </w:rPr>
       </w:pPr>
       <w:r>
         <w:rPr>
-          <w:rFonts w:ascii="Arial" w:hAnsi="Arial" w:cs="Arial"/>
-          <w:sz w:val="28"/>
-          <w:szCs w:val="28"/>
-          <w:rtl/>
-        </w:rPr>
-        <w:br w:type="page"/>
-      </w:r>
-      <w:r>
-        <w:rPr>
-          <w:rFonts w:cs="David"/>
-          <w:b/>
-          <w:bCs/>
-          <w:sz w:val="28"/>
-          <w:szCs w:val="28"/>
-          <w:u w:val="single"/>
-          <w:rtl/>
-        </w:rPr>
-        <w:lastRenderedPageBreak/>
-        <w:t xml:space="preserve">נספח א': תעודות </w:t>
-      </w:r>
-      <w:r>
-        <w:rPr>
-          <w:rFonts w:cs="David"/>
-          <w:b/>
-          <w:bCs/>
-          <w:sz w:val="28"/>
-          <w:szCs w:val="28"/>
-          <w:u w:val="single"/>
-        </w:rPr>
-        <w:t>ISO</w:t>
-      </w:r>
-    </w:p>
-    <w:p>
-      <w:pPr>
-        <w:jc w:val="center"/>
-        <w:rPr>
-          <w:rFonts w:cs="David"/>
-          <w:b/>
-          <w:bCs/>
-          <w:sz w:val="28"/>
-          <w:szCs w:val="28"/>
-          <w:u w:val="single"/>
-        </w:rPr>
-      </w:pPr>
-    </w:p>
-    <w:p>
-      <w:pPr>
-        <w:jc w:val="center"/>
-        <w:rPr>
-          <w:rFonts w:cs="David"/>
-          <w:b/>
-          <w:bCs/>
-          <w:sz w:val="28"/>
-          <w:szCs w:val="28"/>
-          <w:u w:val="single"/>
-        </w:rPr>
-      </w:pPr>
-    </w:p>
-    <w:p>
-      <w:pPr>
-        <w:jc w:val="center"/>
-        <w:rPr>
-          <w:rFonts w:cs="David"/>
-          <w:b/>
-          <w:bCs/>
-          <w:sz w:val="28"/>
-          <w:szCs w:val="28"/>
-          <w:u w:val="single"/>
-        </w:rPr>
-      </w:pPr>
-    </w:p>
-    <w:p>
-      <w:pPr>
-        <w:jc w:val="center"/>
-        <w:rPr>
-          <w:rFonts w:cs="David"/>
-          <w:b/>
-          <w:bCs/>
-          <w:sz w:val="28"/>
-          <w:szCs w:val="28"/>
-          <w:u w:val="single"/>
-        </w:rPr>
-      </w:pPr>
-    </w:p>
-    <w:p>
-      <w:pPr>
-        <w:jc w:val="center"/>
-        <w:rPr>
-          <w:rFonts w:cs="David"/>
-          <w:b/>
-          <w:bCs/>
-          <w:sz w:val="28"/>
-          <w:szCs w:val="28"/>
-          <w:u w:val="single"/>
-        </w:rPr>
-      </w:pPr>
-    </w:p>
-    <w:p>
-      <w:pPr>
-        <w:jc w:val="center"/>
-        <w:rPr>
-          <w:rFonts w:cs="David"/>
-          <w:b/>
-          <w:bCs/>
-          <w:sz w:val="28"/>
-          <w:szCs w:val="28"/>
-          <w:u w:val="single"/>
-        </w:rPr>
-      </w:pPr>
-    </w:p>
-    <w:p>
-      <w:pPr>
-        <w:jc w:val="center"/>
-        <w:rPr>
-          <w:rFonts w:cs="David"/>
-          <w:b/>
-          <w:bCs/>
-          <w:sz w:val="28"/>
-          <w:szCs w:val="28"/>
-          <w:u w:val="single"/>
-        </w:rPr>
-      </w:pPr>
-    </w:p>
-    <w:p>
-      <w:pPr>
-        <w:jc w:val="center"/>
-        <w:rPr>
-          <w:rFonts w:cs="David"/>
-          <w:b/>
-          <w:bCs/>
-          <w:sz w:val="28"/>
-          <w:szCs w:val="28"/>
-          <w:u w:val="single"/>
-        </w:rPr>
-      </w:pPr>
-    </w:p>
-    <w:p>
-      <w:pPr>
-        <w:jc w:val="center"/>
-        <w:rPr>
-          <w:rFonts w:cs="David"/>
-          <w:b/>
-          <w:bCs/>
-          <w:sz w:val="28"/>
-          <w:szCs w:val="28"/>
-          <w:u w:val="single"/>
-        </w:rPr>
-      </w:pPr>
-    </w:p>
-    <w:p>
-      <w:pPr>
-        <w:jc w:val="center"/>
-        <w:rPr>
-          <w:rFonts w:cs="David"/>
-          <w:b/>
-          <w:bCs/>
-          <w:sz w:val="28"/>
-          <w:szCs w:val="28"/>
-          <w:u w:val="single"/>
-        </w:rPr>
-      </w:pPr>
-    </w:p>
-    <w:p>
-      <w:pPr>
-        <w:jc w:val="center"/>
-        <w:rPr>
-          <w:rFonts w:cs="David"/>
-          <w:b/>
-          <w:bCs/>
-          <w:sz w:val="28"/>
-          <w:szCs w:val="28"/>
-          <w:u w:val="single"/>
-        </w:rPr>
-      </w:pPr>
-    </w:p>
-    <w:p>
-      <w:pPr>
-        <w:jc w:val="center"/>
-        <w:rPr>
-          <w:rFonts w:cs="David"/>
-          <w:b/>
-          <w:bCs/>
-          <w:sz w:val="28"/>
-          <w:szCs w:val="28"/>
-          <w:u w:val="single"/>
-        </w:rPr>
-      </w:pPr>
-    </w:p>
-    <w:p>
-      <w:pPr>
-        <w:jc w:val="center"/>
-        <w:rPr>
-          <w:rFonts w:cs="David"/>
-          <w:b/>
-          <w:bCs/>
-          <w:sz w:val="28"/>
-          <w:szCs w:val="28"/>
-          <w:u w:val="single"/>
-        </w:rPr>
-      </w:pPr>
-    </w:p>
-    <w:p>
-      <w:pPr>
-        <w:jc w:val="center"/>
-        <w:rPr>
-          <w:rFonts w:cs="David"/>
-          <w:b/>
-          <w:bCs/>
-          <w:sz w:val="28"/>
-          <w:szCs w:val="28"/>
-          <w:u w:val="single"/>
-        </w:rPr>
-      </w:pPr>
-    </w:p>
-    <w:p>
-      <w:pPr>
-        <w:jc w:val="center"/>
-        <w:rPr>
-          <w:rFonts w:cs="David"/>
-          <w:b/>
-          <w:bCs/>
-          <w:sz w:val="28"/>
-          <w:szCs w:val="28"/>
-          <w:u w:val="single"/>
-        </w:rPr>
-      </w:pPr>
-    </w:p>
-    <w:p>
-      <w:pPr>
-        <w:jc w:val="center"/>
-        <w:rPr>
-          <w:rFonts w:cs="David"/>
-          <w:b/>
-          <w:bCs/>
-          <w:sz w:val="28"/>
-          <w:szCs w:val="28"/>
-          <w:u w:val="single"/>
-        </w:rPr>
-      </w:pPr>
-    </w:p>
-    <w:p>
-      <w:pPr>
-        <w:jc w:val="center"/>
-        <w:rPr>
-          <w:rFonts w:cs="David"/>
-          <w:b/>
-          <w:bCs/>
-          <w:sz w:val="28"/>
-          <w:szCs w:val="28"/>
-          <w:u w:val="single"/>
-        </w:rPr>
-      </w:pPr>
-    </w:p>
-    <w:p>
-      <w:pPr>
-        <w:jc w:val="center"/>
-        <w:rPr>
-          <w:rFonts w:cs="David"/>
-          <w:b/>
-          <w:bCs/>
-          <w:sz w:val="28"/>
-          <w:szCs w:val="28"/>
-          <w:u w:val="single"/>
-        </w:rPr>
-      </w:pPr>
-    </w:p>
-    <w:p>
-      <w:pPr>
-        <w:jc w:val="center"/>
-        <w:rPr>
-          <w:rFonts w:cs="David"/>
-          <w:b/>
-          <w:bCs/>
-          <w:sz w:val="28"/>
-          <w:szCs w:val="28"/>
-          <w:u w:val="single"/>
-        </w:rPr>
-      </w:pPr>
-    </w:p>
-    <w:p>
-      <w:pPr>
-        <w:jc w:val="center"/>
-        <w:rPr>
-          <w:rFonts w:cs="David"/>
-          <w:b/>
-          <w:bCs/>
-          <w:sz w:val="28"/>
-          <w:szCs w:val="28"/>
-          <w:u w:val="single"/>
-        </w:rPr>
-      </w:pPr>
-    </w:p>
-    <w:p>
-      <w:pPr>
-        <w:jc w:val="center"/>
-        <w:rPr>
-          <w:rFonts w:cs="David"/>
-          <w:b/>
-          <w:bCs/>
-          <w:sz w:val="28"/>
-          <w:szCs w:val="28"/>
-          <w:u w:val="single"/>
-        </w:rPr>
-      </w:pPr>
-    </w:p>
-    <w:p>
-      <w:pPr>
-        <w:jc w:val="center"/>
-        <w:rPr>
-          <w:rFonts w:cs="David"/>
-          <w:b/>
-          <w:bCs/>
-          <w:sz w:val="28"/>
-          <w:szCs w:val="28"/>
-          <w:u w:val="single"/>
-        </w:rPr>
-      </w:pPr>
-    </w:p>
-    <w:p>
-      <w:pPr>
-        <w:jc w:val="center"/>
-        <w:rPr>
-          <w:rFonts w:cs="David"/>
-          <w:b/>
-          <w:bCs/>
-          <w:sz w:val="28"/>
-          <w:szCs w:val="28"/>
-          <w:u w:val="single"/>
-        </w:rPr>
-      </w:pPr>
-    </w:p>
-    <w:p>
-      <w:pPr>
-        <w:jc w:val="center"/>
-        <w:rPr>
-          <w:rFonts w:cs="David"/>
-          <w:b/>
-          <w:bCs/>
-          <w:sz w:val="28"/>
-          <w:szCs w:val="28"/>
-          <w:u w:val="single"/>
-        </w:rPr>
-      </w:pPr>
-    </w:p>
-    <w:p>
-      <w:pPr>
-        <w:jc w:val="center"/>
-        <w:rPr>
-          <w:rFonts w:cs="David"/>
-          <w:b/>
-          <w:bCs/>
-          <w:sz w:val="28"/>
-          <w:szCs w:val="28"/>
-          <w:u w:val="single"/>
-        </w:rPr>
-      </w:pPr>
-    </w:p>
-    <w:p>
-      <w:pPr>
-        <w:jc w:val="center"/>
-        <w:rPr>
-          <w:rFonts w:cs="David"/>
-          <w:b/>
-          <w:bCs/>
-          <w:sz w:val="28"/>
-          <w:szCs w:val="28"/>
-          <w:u w:val="single"/>
-        </w:rPr>
-      </w:pPr>
-    </w:p>
-    <w:p>
-      <w:pPr>
-        <w:jc w:val="center"/>
-        <w:rPr>
-          <w:rFonts w:cs="David"/>
-          <w:b/>
-          <w:bCs/>
-          <w:sz w:val="28"/>
-          <w:szCs w:val="28"/>
-          <w:u w:val="single"/>
-        </w:rPr>
-      </w:pPr>
-    </w:p>
-    <w:p>
-      <w:pPr>
-        <w:jc w:val="center"/>
-        <w:rPr>
-          <w:rFonts w:cs="David"/>
-          <w:b/>
-          <w:bCs/>
-          <w:sz w:val="28"/>
-          <w:szCs w:val="28"/>
-          <w:u w:val="single"/>
-        </w:rPr>
-      </w:pPr>
-    </w:p>
-    <w:p>
-      <w:pPr>
-        <w:jc w:val="center"/>
-        <w:rPr>
-          <w:rFonts w:cs="David"/>
-          <w:b/>
-          <w:bCs/>
-          <w:sz w:val="28"/>
-          <w:szCs w:val="28"/>
-          <w:u w:val="single"/>
-        </w:rPr>
-      </w:pPr>
-    </w:p>
-    <w:p>
-      <w:pPr>
-        <w:jc w:val="center"/>
-        <w:rPr>
-          <w:rFonts w:cs="David"/>
-          <w:b/>
-          <w:bCs/>
-          <w:sz w:val="28"/>
-          <w:szCs w:val="28"/>
-          <w:u w:val="single"/>
-        </w:rPr>
-      </w:pPr>
-    </w:p>
-    <w:p>
-      <w:pPr>
-        <w:jc w:val="center"/>
-        <w:rPr>
-          <w:rFonts w:cs="David"/>
-          <w:b/>
-          <w:bCs/>
-          <w:sz w:val="28"/>
-          <w:szCs w:val="28"/>
-          <w:u w:val="single"/>
-        </w:rPr>
-      </w:pPr>
-    </w:p>
-    <w:p>
-      <w:pPr>
-        <w:jc w:val="center"/>
-        <w:rPr>
-          <w:rFonts w:cs="David"/>
-          <w:b/>
-          <w:bCs/>
-          <w:sz w:val="28"/>
-          <w:szCs w:val="28"/>
-          <w:u w:val="single"/>
-        </w:rPr>
-      </w:pPr>
-    </w:p>
-    <w:p>
-      <w:pPr>
-        <w:jc w:val="center"/>
-        <w:rPr>
-          <w:rFonts w:cs="David"/>
-          <w:b/>
-          <w:bCs/>
-          <w:sz w:val="28"/>
-          <w:szCs w:val="28"/>
-          <w:u w:val="single"/>
-        </w:rPr>
-      </w:pPr>
-    </w:p>
-    <w:p>
-      <w:pPr>
-        <w:jc w:val="center"/>
-        <w:rPr>
-          <w:rFonts w:cs="David"/>
-          <w:b/>
-          <w:bCs/>
-          <w:sz w:val="28"/>
-          <w:szCs w:val="28"/>
-          <w:u w:val="single"/>
-        </w:rPr>
-      </w:pPr>
-    </w:p>
-    <w:p>
-      <w:pPr>
-        <w:jc w:val="center"/>
-        <w:rPr>
-          <w:rFonts w:cs="David"/>
-          <w:b/>
-          <w:bCs/>
-          <w:sz w:val="28"/>
-          <w:szCs w:val="28"/>
-          <w:u w:val="single"/>
-        </w:rPr>
-      </w:pPr>
-    </w:p>
-    <w:p>
-      <w:pPr>
-        <w:jc w:val="center"/>
-        <w:rPr>
-          <w:rFonts w:cs="David"/>
-          <w:b/>
-          <w:bCs/>
-          <w:sz w:val="28"/>
-          <w:szCs w:val="28"/>
-          <w:u w:val="single"/>
-        </w:rPr>
-      </w:pPr>
-      <w:r>
-        <w:rPr>
-          <w:rFonts w:cs="David"/>
-          <w:b/>
-          <w:bCs/>
-          <w:sz w:val="28"/>
-          <w:szCs w:val="28"/>
-          <w:u w:val="single"/>
-        </w:rPr>
-        <w:pict w14:anchorId="23549A1C">
-          <v:shape id="_x0000_s2055" type="#_x0000_t75" style="position:absolute;left:0;text-align:left;margin-left:37.5pt;margin-top:347.45pt;width:444pt;height:315.3pt;z-index:251657216;visibility:visible;mso-position-horizontal-relative:margin;mso-position-vertical-relative:margin">
-            <v:imagedata r:id="rId8" o:title=""/>
-            <w10:wrap type="square" anchorx="margin" anchory="margin"/>
-          </v:shape>
-        </w:pict>
-      </w:r>
-      <w:r>
-        <w:rPr>
-          <w:rFonts w:cs="David"/>
-          <w:b/>
-          <w:bCs/>
-          <w:sz w:val="28"/>
-          <w:szCs w:val="28"/>
-          <w:u w:val="single"/>
-        </w:rPr>
-        <w:pict w14:anchorId="7FA8E103">
-          <v:shape id="תמונה 1" o:spid="_x0000_s2054" type="#_x0000_t75" style="position:absolute;left:0;text-align:left;margin-left:38.8pt;margin-top:23.7pt;width:444.5pt;height:316.3pt;z-index:251656192;visibility:visible;mso-position-horizontal-relative:margin;mso-position-vertical-relative:margin">
-            <v:imagedata r:id="rId9" o:title=""/>
-            <w10:wrap type="square" anchorx="margin" anchory="margin"/>
-          </v:shape>
-        </w:pict>
-      </w:r>
-    </w:p>
-    <w:p>
-      <w:pPr>
-        <w:jc w:val="center"/>
-        <w:rPr>
-          <w:rFonts w:cs="David"/>
-          <w:b/>
-          <w:bCs/>
-          <w:sz w:val="28"/>
-          <w:szCs w:val="28"/>
-          <w:u w:val="single"/>
-          <w:rtl/>
-        </w:rPr>
-      </w:pPr>
-    </w:p>
-    <w:p>
-      <w:pPr>
-        <w:jc w:val="center"/>
-        <w:rPr>
-          <w:rFonts w:cs="David"/>
-          <w:b/>
-          <w:bCs/>
-          <w:sz w:val="28"/>
-          <w:szCs w:val="28"/>
-          <w:u w:val="single"/>
-        </w:rPr>
-      </w:pPr>
-    </w:p>
-    <w:p>
-      <w:pPr>
-        <w:jc w:val="center"/>
-        <w:rPr>
-          <w:rFonts w:cs="David"/>
-          <w:b/>
-          <w:bCs/>
-          <w:sz w:val="28"/>
-          <w:szCs w:val="28"/>
-          <w:u w:val="single"/>
-        </w:rPr>
-      </w:pPr>
-    </w:p>
-    <w:p>
-      <w:pPr>
-        <w:jc w:val="center"/>
-        <w:rPr>
-          <w:rFonts w:cs="David"/>
-          <w:b/>
-          <w:bCs/>
-          <w:sz w:val="28"/>
-          <w:szCs w:val="28"/>
-          <w:u w:val="single"/>
-        </w:rPr>
-      </w:pPr>
-    </w:p>
-    <w:p>
-      <w:pPr>
-        <w:jc w:val="center"/>
-        <w:rPr>
-          <w:rFonts w:cs="David"/>
-          <w:b/>
-          <w:bCs/>
-          <w:sz w:val="28"/>
-          <w:szCs w:val="28"/>
-          <w:u w:val="single"/>
-        </w:rPr>
-      </w:pPr>
-    </w:p>
-    <w:p>
-      <w:pPr>
-        <w:jc w:val="center"/>
-        <w:rPr>
-          <w:rFonts w:cs="David"/>
-          <w:b/>
-          <w:bCs/>
-          <w:sz w:val="28"/>
-          <w:szCs w:val="28"/>
-          <w:u w:val="single"/>
-        </w:rPr>
-      </w:pPr>
-    </w:p>
-    <w:p>
-      <w:pPr>
-        <w:jc w:val="center"/>
-        <w:rPr>
-          <w:rFonts w:cs="David"/>
-          <w:b/>
-          <w:bCs/>
-          <w:sz w:val="28"/>
-          <w:szCs w:val="28"/>
-          <w:u w:val="single"/>
-        </w:rPr>
-      </w:pPr>
-    </w:p>
-    <w:p>
-      <w:pPr>
-        <w:jc w:val="center"/>
-        <w:rPr>
-          <w:rFonts w:cs="David"/>
-          <w:b/>
-          <w:bCs/>
-          <w:sz w:val="28"/>
-          <w:szCs w:val="28"/>
-          <w:u w:val="single"/>
-        </w:rPr>
-      </w:pPr>
-    </w:p>
-    <w:p>
-      <w:pPr>
-        <w:jc w:val="center"/>
-        <w:rPr>
-          <w:rFonts w:cs="David"/>
-          <w:b/>
-          <w:bCs/>
-          <w:sz w:val="28"/>
-          <w:szCs w:val="28"/>
-          <w:u w:val="single"/>
-        </w:rPr>
-      </w:pPr>
-    </w:p>
-    <w:p>
-      <w:pPr>
-        <w:jc w:val="center"/>
-        <w:rPr>
-          <w:rFonts w:cs="David"/>
-          <w:b/>
-          <w:bCs/>
-          <w:sz w:val="28"/>
-          <w:szCs w:val="28"/>
-          <w:u w:val="single"/>
-        </w:rPr>
-      </w:pPr>
-    </w:p>
-    <w:p>
-      <w:pPr>
-        <w:jc w:val="center"/>
-        <w:rPr>
-          <w:rFonts w:cs="David"/>
-          <w:b/>
-          <w:bCs/>
-          <w:sz w:val="28"/>
-          <w:szCs w:val="28"/>
-          <w:u w:val="single"/>
-        </w:rPr>
-      </w:pPr>
-    </w:p>
-    <w:p>
-      <w:pPr>
-        <w:jc w:val="center"/>
-        <w:rPr>
-          <w:rFonts w:cs="David"/>
-          <w:b/>
-          <w:bCs/>
-          <w:sz w:val="28"/>
-          <w:szCs w:val="28"/>
-          <w:u w:val="single"/>
-        </w:rPr>
-      </w:pPr>
-    </w:p>
-    <w:p>
-      <w:pPr>
-        <w:jc w:val="center"/>
-        <w:rPr>
-          <w:rFonts w:cs="David"/>
-          <w:b/>
-          <w:bCs/>
-          <w:sz w:val="28"/>
-          <w:szCs w:val="28"/>
-          <w:u w:val="single"/>
-        </w:rPr>
-      </w:pPr>
-    </w:p>
-    <w:p>
-      <w:pPr>
-        <w:jc w:val="center"/>
-        <w:rPr>
-          <w:rFonts w:cs="David"/>
-          <w:b/>
-          <w:bCs/>
-          <w:sz w:val="28"/>
-          <w:szCs w:val="28"/>
-          <w:u w:val="single"/>
-        </w:rPr>
-      </w:pPr>
-      <w:r>
-        <w:rPr>
-          <w:rFonts w:cs="David"/>
-          <w:b/>
-          <w:bCs/>
-          <w:sz w:val="28"/>
-          <w:szCs w:val="28"/>
-          <w:u w:val="single"/>
-        </w:rPr>
-        <w:pict w14:anchorId="0CCD1CD0">
-          <v:shape id="_x0000_s2056" type="#_x0000_t75" style="position:absolute;left:0;text-align:left;margin-left:0;margin-top:0;width:445.4pt;height:315.25pt;z-index:251658240;visibility:visible;mso-position-horizontal:center;mso-position-horizontal-relative:margin;mso-position-vertical:top;mso-position-vertical-relative:margin">
-            <v:imagedata r:id="rId10" o:title=""/>
-            <w10:wrap type="square" anchorx="margin" anchory="margin"/>
-          </v:shape>
-        </w:pict>
-      </w:r>
-    </w:p>
-    <w:p>
-      <w:pPr>
-        <w:jc w:val="center"/>
-        <w:rPr>
-          <w:rFonts w:cs="David"/>
-          <w:b/>
-          <w:bCs/>
-          <w:sz w:val="28"/>
-          <w:szCs w:val="28"/>
-          <w:u w:val="single"/>
-        </w:rPr>
-      </w:pPr>
-    </w:p>
-    <w:p>
-      <w:pPr>
-        <w:jc w:val="center"/>
-        <w:rPr>
-          <w:rFonts w:cs="David"/>
-          <w:b/>
-          <w:bCs/>
-          <w:sz w:val="28"/>
-          <w:szCs w:val="28"/>
-          <w:u w:val="single"/>
-        </w:rPr>
-      </w:pPr>
-    </w:p>
-    <w:p>
-      <w:pPr>
-        <w:jc w:val="center"/>
-        <w:rPr>
-          <w:rFonts w:cs="David"/>
-          <w:b/>
-          <w:bCs/>
-          <w:sz w:val="28"/>
-          <w:szCs w:val="28"/>
-          <w:u w:val="single"/>
-        </w:rPr>
-      </w:pPr>
-    </w:p>
-    <w:p>
-      <w:pPr>
-        <w:jc w:val="center"/>
-        <w:rPr>
-          <w:rFonts w:cs="David"/>
-          <w:b/>
-          <w:bCs/>
-          <w:sz w:val="28"/>
-          <w:szCs w:val="28"/>
-          <w:u w:val="single"/>
-        </w:rPr>
-      </w:pPr>
-    </w:p>
-    <w:p>
-      <w:pPr>
-        <w:jc w:val="center"/>
-        <w:rPr>
-          <w:rFonts w:cs="David"/>
-          <w:b/>
-          <w:bCs/>
-          <w:sz w:val="28"/>
-          <w:szCs w:val="28"/>
-          <w:u w:val="single"/>
-        </w:rPr>
-      </w:pPr>
-    </w:p>
-    <w:p>
-      <w:pPr>
-        <w:jc w:val="center"/>
-        <w:rPr>
-          <w:rFonts w:cs="David"/>
-          <w:b/>
-          <w:bCs/>
-          <w:sz w:val="28"/>
-          <w:szCs w:val="28"/>
-          <w:u w:val="single"/>
-        </w:rPr>
-      </w:pPr>
-    </w:p>
-    <w:p>
-      <w:pPr>
-        <w:jc w:val="center"/>
-        <w:rPr>
-          <w:rFonts w:cs="David"/>
-          <w:b/>
-          <w:bCs/>
-          <w:sz w:val="28"/>
-          <w:szCs w:val="28"/>
-          <w:u w:val="single"/>
-        </w:rPr>
-      </w:pPr>
-    </w:p>
-    <w:p>
-      <w:pPr>
-        <w:jc w:val="center"/>
-        <w:rPr>
-          <w:rFonts w:cs="David"/>
-          <w:b/>
-          <w:bCs/>
-          <w:sz w:val="28"/>
-          <w:szCs w:val="28"/>
-          <w:u w:val="single"/>
-        </w:rPr>
-      </w:pPr>
-    </w:p>
-    <w:p>
-      <w:pPr>
-        <w:jc w:val="center"/>
-        <w:rPr>
-          <w:rFonts w:cs="David"/>
-          <w:b/>
-          <w:bCs/>
-          <w:sz w:val="28"/>
-          <w:szCs w:val="28"/>
-          <w:u w:val="single"/>
-        </w:rPr>
-      </w:pPr>
-    </w:p>
-    <w:p>
-      <w:pPr>
-        <w:jc w:val="center"/>
-        <w:rPr>
-          <w:rFonts w:cs="David"/>
-          <w:b/>
-          <w:bCs/>
-          <w:sz w:val="28"/>
-          <w:szCs w:val="28"/>
-          <w:u w:val="single"/>
-        </w:rPr>
-      </w:pPr>
-    </w:p>
-    <w:p>
-      <w:pPr>
-        <w:jc w:val="center"/>
-        <w:rPr>
-          <w:rFonts w:cs="David"/>
-          <w:b/>
-          <w:bCs/>
-          <w:sz w:val="28"/>
-          <w:szCs w:val="28"/>
-          <w:u w:val="single"/>
-        </w:rPr>
-      </w:pPr>
-    </w:p>
-    <w:p>
-      <w:pPr>
-        <w:jc w:val="center"/>
-        <w:rPr>
-          <w:rFonts w:cs="David"/>
-          <w:b/>
-          <w:bCs/>
-          <w:sz w:val="28"/>
-          <w:szCs w:val="28"/>
-          <w:u w:val="single"/>
-        </w:rPr>
-      </w:pPr>
-    </w:p>
-    <w:p>
-      <w:pPr>
-        <w:jc w:val="center"/>
-        <w:rPr>
-          <w:rFonts w:cs="David"/>
-          <w:b/>
-          <w:bCs/>
-          <w:sz w:val="28"/>
-          <w:szCs w:val="28"/>
-          <w:u w:val="single"/>
-        </w:rPr>
-      </w:pPr>
-    </w:p>
-    <w:p>
-      <w:pPr>
-        <w:jc w:val="center"/>
-        <w:rPr>
-          <w:rFonts w:cs="David"/>
-          <w:b/>
-          <w:bCs/>
-          <w:sz w:val="28"/>
-          <w:szCs w:val="28"/>
-          <w:u w:val="single"/>
-        </w:rPr>
-      </w:pPr>
-    </w:p>
-    <w:p>
-      <w:pPr>
-        <w:jc w:val="center"/>
-        <w:rPr>
-          <w:rFonts w:cs="David"/>
-          <w:b/>
-          <w:bCs/>
-          <w:sz w:val="28"/>
-          <w:szCs w:val="28"/>
-          <w:u w:val="single"/>
-          <w:rtl/>
-        </w:rPr>
-      </w:pPr>
-    </w:p>
-    <w:p>
-      <w:pPr>
-        <w:jc w:val="center"/>
-        <w:rPr>
-          <w:rFonts w:cs="David"/>
-          <w:b/>
-          <w:bCs/>
-          <w:sz w:val="28"/>
-          <w:szCs w:val="28"/>
-          <w:u w:val="single"/>
-        </w:rPr>
-      </w:pPr>
-    </w:p>
-    <w:p>
-      <w:pPr>
-        <w:jc w:val="center"/>
-        <w:rPr>
-          <w:rFonts w:cs="David"/>
-          <w:b/>
-          <w:bCs/>
-          <w:sz w:val="28"/>
-          <w:szCs w:val="28"/>
-          <w:u w:val="single"/>
-        </w:rPr>
-      </w:pPr>
-    </w:p>
-    <w:p>
-      <w:pPr>
-        <w:jc w:val="center"/>
-        <w:rPr>
-          <w:rFonts w:cs="David"/>
-          <w:b/>
-          <w:bCs/>
-          <w:sz w:val="28"/>
-          <w:szCs w:val="28"/>
-          <w:u w:val="single"/>
-        </w:rPr>
-      </w:pPr>
-    </w:p>
-    <w:p>
-      <w:pPr>
-        <w:jc w:val="center"/>
-        <w:rPr>
-          <w:rFonts w:cs="David"/>
-          <w:b/>
-          <w:bCs/>
-          <w:sz w:val="28"/>
-          <w:szCs w:val="28"/>
-          <w:u w:val="single"/>
-        </w:rPr>
-      </w:pPr>
-    </w:p>
-    <w:p>
-      <w:pPr>
-        <w:jc w:val="center"/>
-        <w:rPr>
-          <w:rFonts w:cs="David"/>
-          <w:b/>
-          <w:bCs/>
-          <w:sz w:val="28"/>
-          <w:szCs w:val="28"/>
-          <w:u w:val="single"/>
-        </w:rPr>
-      </w:pPr>
-    </w:p>
-    <w:p>
-      <w:pPr>
-        <w:jc w:val="center"/>
-        <w:rPr>
-          <w:rFonts w:cs="David"/>
-          <w:b/>
-          <w:bCs/>
-          <w:sz w:val="28"/>
-          <w:szCs w:val="28"/>
-          <w:u w:val="single"/>
-        </w:rPr>
-      </w:pPr>
-    </w:p>
-    <w:p>
-      <w:pPr>
-        <w:jc w:val="center"/>
-        <w:rPr>
-          <w:rFonts w:cs="David"/>
-          <w:b/>
-          <w:bCs/>
-          <w:sz w:val="28"/>
-          <w:szCs w:val="28"/>
-          <w:u w:val="single"/>
-        </w:rPr>
-      </w:pPr>
-    </w:p>
-    <w:p>
-      <w:pPr>
-        <w:jc w:val="center"/>
-        <w:rPr>
-          <w:rFonts w:cs="David"/>
-          <w:b/>
-          <w:bCs/>
-          <w:sz w:val="28"/>
-          <w:szCs w:val="28"/>
-          <w:u w:val="single"/>
-        </w:rPr>
-      </w:pPr>
-    </w:p>
-    <w:p>
-      <w:pPr>
-        <w:jc w:val="center"/>
-        <w:rPr>
-          <w:rFonts w:cs="David"/>
-          <w:b/>
-          <w:bCs/>
-          <w:sz w:val="28"/>
-          <w:szCs w:val="28"/>
-          <w:u w:val="single"/>
-        </w:rPr>
-      </w:pPr>
-    </w:p>
-    <w:p>
-      <w:pPr>
-        <w:jc w:val="center"/>
-        <w:rPr>
-          <w:rFonts w:cs="David"/>
-          <w:b/>
-          <w:bCs/>
-          <w:sz w:val="28"/>
-          <w:szCs w:val="28"/>
-          <w:u w:val="single"/>
-        </w:rPr>
-      </w:pPr>
-    </w:p>
-    <w:p>
-      <w:pPr>
-        <w:jc w:val="center"/>
-        <w:rPr>
-          <w:rFonts w:cs="David"/>
-          <w:b/>
-          <w:bCs/>
-          <w:sz w:val="28"/>
-          <w:szCs w:val="28"/>
-          <w:u w:val="single"/>
-        </w:rPr>
-      </w:pPr>
-    </w:p>
-    <w:p>
-      <w:pPr>
-        <w:jc w:val="center"/>
-        <w:rPr>
-          <w:rFonts w:cs="David"/>
-          <w:b/>
-          <w:bCs/>
-          <w:sz w:val="28"/>
-          <w:szCs w:val="28"/>
-          <w:u w:val="single"/>
-        </w:rPr>
-      </w:pPr>
-      <w:r>
-        <w:rPr>
-          <w:rFonts w:cs="David"/>
-          <w:b/>
-          <w:bCs/>
-          <w:sz w:val="28"/>
-          <w:szCs w:val="28"/>
-          <w:u w:val="single"/>
-        </w:rPr>
-        <w:pict w14:anchorId="33D7209E">
-          <v:shape id="_x0000_s2057" type="#_x0000_t75" style="position:absolute;left:0;text-align:left;margin-left:40.5pt;margin-top:342.55pt;width:441.6pt;height:312.55pt;z-index:251659264;visibility:visible;mso-position-horizontal-relative:margin;mso-position-vertical-relative:margin">
-            <v:imagedata r:id="rId11" o:title=""/>
-            <w10:wrap type="square" anchorx="margin" anchory="margin"/>
-          </v:shape>
-        </w:pict>
-      </w:r>
-    </w:p>
-    <w:p>
-      <w:pPr>
-        <w:jc w:val="center"/>
-        <w:rPr>
-          <w:rFonts w:cs="David"/>
-          <w:b/>
-          <w:bCs/>
-          <w:sz w:val="28"/>
-          <w:szCs w:val="28"/>
-          <w:u w:val="single"/>
-        </w:rPr>
-      </w:pPr>
-    </w:p>
-    <w:p>
-      <w:pPr>
-        <w:jc w:val="center"/>
-        <w:rPr>
-          <w:rFonts w:cs="David"/>
-          <w:b/>
-          <w:bCs/>
-          <w:sz w:val="28"/>
-          <w:szCs w:val="28"/>
-          <w:u w:val="single"/>
-        </w:rPr>
-      </w:pPr>
-    </w:p>
-    <w:p>
-      <w:pPr>
-        <w:jc w:val="center"/>
-        <w:rPr>
-          <w:rFonts w:cs="David"/>
-          <w:b/>
-          <w:bCs/>
-          <w:sz w:val="28"/>
-          <w:szCs w:val="28"/>
-          <w:u w:val="single"/>
-        </w:rPr>
-      </w:pPr>
-    </w:p>
-    <w:p>
-      <w:pPr>
-        <w:jc w:val="center"/>
-        <w:rPr>
-          <w:rFonts w:cs="David"/>
-          <w:b/>
-          <w:bCs/>
-          <w:sz w:val="28"/>
-          <w:szCs w:val="28"/>
-          <w:u w:val="single"/>
-        </w:rPr>
-      </w:pPr>
-    </w:p>
-    <w:p>
-      <w:pPr>
-        <w:jc w:val="center"/>
-        <w:rPr>
-          <w:rFonts w:cs="David"/>
-          <w:b/>
-          <w:bCs/>
-          <w:sz w:val="28"/>
-          <w:szCs w:val="28"/>
-          <w:u w:val="single"/>
-        </w:rPr>
-      </w:pPr>
-    </w:p>
-    <w:p>
-      <w:pPr>
-        <w:jc w:val="center"/>
-        <w:rPr>
-          <w:rFonts w:cs="David"/>
-          <w:b/>
-          <w:bCs/>
-          <w:sz w:val="28"/>
-          <w:szCs w:val="28"/>
-          <w:u w:val="single"/>
-        </w:rPr>
-      </w:pPr>
-    </w:p>
-    <w:p>
-      <w:pPr>
-        <w:jc w:val="center"/>
-        <w:rPr>
-          <w:rFonts w:cs="David"/>
-          <w:b/>
-          <w:bCs/>
-          <w:sz w:val="28"/>
-          <w:szCs w:val="28"/>
-          <w:u w:val="single"/>
-        </w:rPr>
-      </w:pPr>
-    </w:p>
-    <w:p>
-      <w:pPr>
-        <w:jc w:val="center"/>
-        <w:rPr>
-          <w:rFonts w:cs="David"/>
-          <w:b/>
-          <w:bCs/>
-          <w:sz w:val="28"/>
-          <w:szCs w:val="28"/>
-          <w:u w:val="single"/>
-        </w:rPr>
-      </w:pPr>
-    </w:p>
-    <w:p>
-      <w:pPr>
-        <w:jc w:val="center"/>
-        <w:rPr>
-          <w:rFonts w:cs="David"/>
-          <w:b/>
-          <w:bCs/>
-          <w:sz w:val="28"/>
-          <w:szCs w:val="28"/>
-          <w:u w:val="single"/>
-        </w:rPr>
-      </w:pPr>
-      <w:r>
-        <w:rPr>
-          <w:rFonts w:cs="David"/>
-          <w:b/>
-          <w:bCs/>
-          <w:sz w:val="28"/>
-          <w:szCs w:val="28"/>
-          <w:u w:val="single"/>
-        </w:rPr>
-        <w:pict>
-          <v:shape id="_x0000_i1026" type="#_x0000_t75" style="width:450.8pt;height:638pt;visibility:visible">
-            <v:imagedata r:id="rId12" o:title=""/>
-          </v:shape>
-        </w:pict>
-      </w:r>
-    </w:p>
-    <w:p>
-      <w:pPr>
-        <w:jc w:val="center"/>
-        <w:rPr>
-          <w:rFonts w:cs="David"/>
-          <w:b/>
-          <w:bCs/>
-          <w:sz w:val="28"/>
-          <w:szCs w:val="28"/>
-          <w:u w:val="single"/>
-          <w:rtl/>
-        </w:rPr>
-      </w:pPr>
-    </w:p>
-    <w:p>
-      <w:pPr>
-        <w:jc w:val="center"/>
-        <w:rPr>
-          <w:rFonts w:ascii="Arial" w:hAnsi="Arial" w:cs="Arial"/>
-          <w:sz w:val="28"/>
-          <w:szCs w:val="28"/>
-          <w:rtl/>
-        </w:rPr>
-      </w:pPr>
-      <w:r>
-        <w:rPr>
-          <w:rFonts w:cs="David"/>
-          <w:b/>
-          <w:bCs/>
-          <w:sz w:val="28"/>
-          <w:szCs w:val="28"/>
-          <w:u w:val="single"/>
-        </w:rPr>
-        <w:pict>
-          <v:shape id="_x0000_i1027" type="#_x0000_t75" style="width:454.55pt;height:644.85pt;visibility:visible">
-            <v:imagedata r:id="rId13" o:title=""/>
-          </v:shape>
-        </w:pict>
+          <w:color w:val="FFFFFF"/>
+          <w:sz w:val="10"/>
+          <w:szCs w:val="10"/>
+        </w:rPr>
+        <w:t xml:space="preserve">SIGNATUREHERE</w:t>
       </w:r>
     </w:p>
     <w:sectPr>

--- a/apps/api/templates/גהות-תעסוקתי-הצעת-מחיר-להכנת-סקר-מקדים-כימיה-ורעש.docx
+++ b/apps/api/templates/גהות-תעסוקתי-הצעת-מחיר-להכנת-סקר-מקדים-כימיה-ורעש.docx
@@ -1220,7 +1220,8 @@
     <w:tbl>
       <w:tblPr>
         <w:bidiVisual/>
-        <w:tblW w:w="0" w:type="auto"/>
+        <w:tblW w:w="10466" w:type="dxa"/>
+        <w:tblLayout w:type="fixed"/>
         <w:tblBorders>
           <w:top w:val="single" w:sz="4" w:space="0" w:color="auto"/>
           <w:left w:val="single" w:sz="4" w:space="0" w:color="auto"/>
@@ -1232,867 +1233,25 @@
         <w:tblLook w:val="04A0" w:firstRow="1" w:lastRow="0" w:firstColumn="1" w:lastColumn="0" w:noHBand="0" w:noVBand="1"/>
       </w:tblPr>
       <w:tblGrid>
-        <w:gridCol w:w="911"/>
-        <w:gridCol w:w="911"/>
-        <w:gridCol w:w="3142"/>
-        <w:gridCol w:w="851"/>
-        <w:gridCol w:w="1177"/>
-        <w:gridCol w:w="1073"/>
-        <w:gridCol w:w="1764"/>
+        <w:gridCol w:w="700"/>
+        <w:gridCol w:w="900"/>
+        <w:gridCol w:w="2900"/>
+        <w:gridCol w:w="900"/>
+        <w:gridCol w:w="1400"/>
+        <w:gridCol w:w="1400"/>
+        <w:gridCol w:w="2266"/>
       </w:tblGrid>
       <w:tr>
         <w:tc>
           <w:tcPr>
-            <w:tcW w:w="911" w:type="dxa"/>
-          </w:tcPr>
-          <w:p>
-            <w:pPr>
-              <w:rPr>
-                <w:rFonts w:cs="David" w:hint="cs"/>
-                <w:b/>
-                <w:bCs/>
-                <w:sz w:val="28"/>
-                <w:szCs w:val="28"/>
-                <w:rtl/>
-              </w:rPr>
-            </w:pPr>
-            <w:r>
-              <w:rPr>
-                <w:rFonts w:cs="David" w:hint="cs"/>
-                <w:b/>
-                <w:bCs/>
-                <w:sz w:val="28"/>
-                <w:szCs w:val="28"/>
-                <w:rtl/>
-              </w:rPr>
-              <w:t>שורה</w:t>
-            </w:r>
-          </w:p>
-        </w:tc>
-        <w:tc>
-          <w:tcPr>
-            <w:tcW w:w="911" w:type="dxa"/>
-          </w:tcPr>
-          <w:p>
-            <w:pPr>
-              <w:rPr>
-                <w:rFonts w:cs="David" w:hint="cs"/>
-                <w:b/>
-                <w:bCs/>
-                <w:sz w:val="28"/>
-                <w:szCs w:val="28"/>
-                <w:rtl/>
-              </w:rPr>
-            </w:pPr>
-            <w:r>
-              <w:rPr>
-                <w:rFonts w:cs="David" w:hint="cs"/>
-                <w:b/>
-                <w:bCs/>
-                <w:sz w:val="28"/>
-                <w:szCs w:val="28"/>
-                <w:rtl/>
-              </w:rPr>
-              <w:t xml:space="preserve">מק"ט </w:t>
-            </w:r>
-          </w:p>
-        </w:tc>
-        <w:tc>
-          <w:tcPr>
-            <w:tcW w:w="3142" w:type="dxa"/>
-          </w:tcPr>
-          <w:p>
-            <w:pPr>
-              <w:rPr>
-                <w:rFonts w:cs="David" w:hint="cs"/>
-                <w:b/>
-                <w:bCs/>
-                <w:sz w:val="28"/>
-                <w:szCs w:val="28"/>
-                <w:rtl/>
-              </w:rPr>
-            </w:pPr>
-            <w:r>
-              <w:rPr>
-                <w:rFonts w:cs="David" w:hint="cs"/>
-                <w:b/>
-                <w:bCs/>
-                <w:sz w:val="28"/>
-                <w:szCs w:val="28"/>
-                <w:rtl/>
-              </w:rPr>
-              <w:t>תיאור המוצר</w:t>
-            </w:r>
-          </w:p>
-        </w:tc>
-        <w:tc>
-          <w:tcPr>
-            <w:tcW w:w="851" w:type="dxa"/>
-          </w:tcPr>
-          <w:p>
-            <w:pPr>
-              <w:rPr>
-                <w:rFonts w:cs="David" w:hint="cs"/>
-                <w:b/>
-                <w:bCs/>
-                <w:sz w:val="28"/>
-                <w:szCs w:val="28"/>
-                <w:rtl/>
-              </w:rPr>
-            </w:pPr>
-            <w:r>
-              <w:rPr>
-                <w:rFonts w:cs="David" w:hint="cs"/>
-                <w:b/>
-                <w:bCs/>
-                <w:sz w:val="28"/>
-                <w:szCs w:val="28"/>
-                <w:rtl/>
-              </w:rPr>
-              <w:t>כמות</w:t>
-            </w:r>
-          </w:p>
-        </w:tc>
-        <w:tc>
-          <w:tcPr>
-            <w:tcW w:w="1177" w:type="dxa"/>
-          </w:tcPr>
-          <w:p>
-            <w:pPr>
-              <w:rPr>
-                <w:rFonts w:cs="David" w:hint="cs"/>
-                <w:b/>
-                <w:bCs/>
-                <w:sz w:val="28"/>
-                <w:szCs w:val="28"/>
-                <w:rtl/>
-              </w:rPr>
-            </w:pPr>
-            <w:r>
-              <w:rPr>
-                <w:rFonts w:cs="David" w:hint="cs"/>
-                <w:b/>
-                <w:bCs/>
-                <w:sz w:val="28"/>
-                <w:szCs w:val="28"/>
-                <w:rtl/>
-              </w:rPr>
-              <w:t>מחיר ליחידה</w:t>
-            </w:r>
-          </w:p>
-        </w:tc>
-        <w:tc>
-          <w:tcPr>
-            <w:tcW w:w="1073" w:type="dxa"/>
-          </w:tcPr>
-          <w:p>
-            <w:pPr>
-              <w:rPr>
-                <w:rFonts w:cs="David" w:hint="cs"/>
-                <w:b/>
-                <w:bCs/>
-                <w:sz w:val="28"/>
-                <w:szCs w:val="28"/>
-                <w:rtl/>
-              </w:rPr>
-            </w:pPr>
-            <w:r>
-              <w:rPr>
-                <w:rFonts w:cs="David" w:hint="cs"/>
-                <w:b/>
-                <w:bCs/>
-                <w:sz w:val="28"/>
-                <w:szCs w:val="28"/>
-                <w:rtl/>
-              </w:rPr>
-              <w:t xml:space="preserve">% הנחה לשורה </w:t>
-            </w:r>
-          </w:p>
-        </w:tc>
-        <w:tc>
-          <w:tcPr>
-            <w:tcW w:w="1764" w:type="dxa"/>
-          </w:tcPr>
-          <w:p>
-            <w:pPr>
-              <w:rPr>
-                <w:rFonts w:cs="David" w:hint="cs"/>
-                <w:b/>
-                <w:bCs/>
-                <w:sz w:val="28"/>
-                <w:szCs w:val="28"/>
-                <w:rtl/>
-              </w:rPr>
-            </w:pPr>
-            <w:r>
-              <w:rPr>
-                <w:rFonts w:cs="David" w:hint="cs"/>
-                <w:b/>
-                <w:bCs/>
-                <w:sz w:val="28"/>
-                <w:szCs w:val="28"/>
-                <w:rtl/>
-              </w:rPr>
-              <w:t>סה"כ ₪</w:t>
-            </w:r>
-          </w:p>
-          <w:p>
-            <w:pPr>
-              <w:rPr>
-                <w:rFonts w:cs="David" w:hint="cs"/>
-                <w:b/>
-                <w:bCs/>
-                <w:sz w:val="28"/>
-                <w:szCs w:val="28"/>
-                <w:rtl/>
-              </w:rPr>
-            </w:pPr>
-          </w:p>
-        </w:tc>
-      </w:tr>
-      <w:tr>
-        <w:tc>
-          <w:tcPr>
-            <w:tcW w:w="911" w:type="dxa"/>
-          </w:tcPr>
-          <w:p>
-            <w:pPr>
-              <w:rPr>
-                <w:rFonts w:cs="David" w:hint="cs"/>
-                <w:b/>
-                <w:bCs/>
-                <w:sz w:val="28"/>
-                <w:szCs w:val="28"/>
-                <w:rtl/>
-              </w:rPr>
-            </w:pPr>
-            <w:r>
-              <w:rPr>
-                <w:rFonts w:cs="David" w:hint="cs"/>
-                <w:b/>
-                <w:bCs/>
-                <w:sz w:val="28"/>
-                <w:szCs w:val="28"/>
-                <w:rtl/>
-              </w:rPr>
-              <w:t xml:space="preserve">{#items}{lineNumber}</w:t>
-            </w:r>
-          </w:p>
-        </w:tc>
-        <w:tc>
-          <w:tcPr>
-            <w:tcW w:w="911" w:type="dxa"/>
-          </w:tcPr>
-          <w:p>
-            <w:pPr>
-              <w:rPr>
-                <w:rFonts w:cs="David" w:hint="cs"/>
-                <w:b/>
-                <w:bCs/>
-                <w:sz w:val="28"/>
-                <w:szCs w:val="28"/>
-                <w:rtl/>
-              </w:rPr>
-            </w:pPr>
-            <w:r>
-              <w:rPr>
-                <w:rFonts w:cs="David" w:hint="cs"/>
-                <w:b/>
-                <w:bCs/>
-                <w:sz w:val="28"/>
-                <w:szCs w:val="28"/>
-                <w:rtl/>
-              </w:rPr>
-              <w:t xml:space="preserve">{itemCode}</w:t>
-            </w:r>
-          </w:p>
-        </w:tc>
-        <w:tc>
-          <w:tcPr>
-            <w:tcW w:w="3142" w:type="dxa"/>
-          </w:tcPr>
-          <w:p>
-            <w:pPr>
-              <w:rPr>
-                <w:rFonts w:cs="David" w:hint="cs"/>
-                <w:b/>
-                <w:bCs/>
-                <w:sz w:val="28"/>
-                <w:szCs w:val="28"/>
-                <w:rtl/>
-              </w:rPr>
-            </w:pPr>
-            <w:r>
-              <w:rPr>
-                <w:rFonts w:cs="David" w:hint="cs"/>
-                <w:b/>
-                <w:bCs/>
-                <w:sz w:val="28"/>
-                <w:szCs w:val="28"/>
-                <w:rtl/>
-              </w:rPr>
-              <w:t xml:space="preserve">{description}</w:t>
-            </w:r>
-          </w:p>
-        </w:tc>
-        <w:tc>
-          <w:tcPr>
-            <w:tcW w:w="851" w:type="dxa"/>
-          </w:tcPr>
-          <w:p>
-            <w:pPr>
-              <w:rPr>
-                <w:rFonts w:cs="David" w:hint="cs"/>
-                <w:b/>
-                <w:bCs/>
-                <w:sz w:val="28"/>
-                <w:szCs w:val="28"/>
-                <w:rtl/>
-              </w:rPr>
-            </w:pPr>
-            <w:r>
-              <w:rPr>
-                <w:rFonts w:cs="David" w:hint="cs"/>
-                <w:b/>
-                <w:bCs/>
-                <w:sz w:val="28"/>
-                <w:szCs w:val="28"/>
-                <w:rtl/>
-              </w:rPr>
-              <w:t xml:space="preserve">{quantity}</w:t>
-            </w:r>
-          </w:p>
-        </w:tc>
-        <w:tc>
-          <w:tcPr>
-            <w:tcW w:w="1177" w:type="dxa"/>
-          </w:tcPr>
-          <w:p>
-            <w:pPr>
-              <w:rPr>
-                <w:rFonts w:cs="David" w:hint="cs"/>
-                <w:b/>
-                <w:bCs/>
-                <w:sz w:val="28"/>
-                <w:szCs w:val="28"/>
-                <w:rtl/>
-              </w:rPr>
-            </w:pPr>
-            <w:r>
-              <w:rPr>
-                <w:rFonts w:cs="David" w:hint="cs"/>
-                <w:b/>
-                <w:bCs/>
-                <w:sz w:val="28"/>
-                <w:szCs w:val="28"/>
-                <w:rtl/>
-              </w:rPr>
-              <w:t xml:space="preserve">{unitPrice}</w:t>
-            </w:r>
-          </w:p>
-        </w:tc>
-        <w:tc>
-          <w:tcPr>
-            <w:tcW w:w="1073" w:type="dxa"/>
-          </w:tcPr>
-          <w:p>
-            <w:pPr>
-              <w:rPr>
-                <w:rFonts w:cs="David" w:hint="cs"/>
-                <w:b/>
-                <w:bCs/>
-                <w:sz w:val="28"/>
-                <w:szCs w:val="28"/>
-                <w:rtl/>
-              </w:rPr>
-            </w:pPr>
-            <w:r>
-              <w:rPr>
-                <w:rFonts w:cs="David" w:hint="cs"/>
-                <w:b/>
-                <w:bCs/>
-                <w:sz w:val="28"/>
-                <w:szCs w:val="28"/>
-                <w:rtl/>
-              </w:rPr>
-              <w:t xml:space="preserve">{lineDiscountPercent}</w:t>
-            </w:r>
-          </w:p>
-        </w:tc>
-        <w:tc>
-          <w:tcPr>
-            <w:tcW w:w="1764" w:type="dxa"/>
-          </w:tcPr>
-          <w:p>
-            <w:pPr>
-              <w:rPr>
-                <w:rFonts w:cs="David" w:hint="cs"/>
-                <w:b/>
-                <w:bCs/>
-                <w:sz w:val="28"/>
-                <w:szCs w:val="28"/>
-                <w:rtl/>
-              </w:rPr>
-            </w:pPr>
-            <w:r>
-              <w:rPr>
-                <w:rFonts w:cs="David" w:hint="cs"/>
-                <w:b/>
-                <w:bCs/>
-                <w:sz w:val="28"/>
-                <w:szCs w:val="28"/>
-                <w:rtl/>
-              </w:rPr>
-              <w:t xml:space="preserve">{lineTotal}{/items}</w:t>
-            </w:r>
-          </w:p>
-        </w:tc>
-      </w:tr>
-    </w:tbl>
-    <w:p>
-      <w:pPr>
-        <w:rPr>
-          <w:vanish/>
-        </w:rPr>
-      </w:pPr>
-    </w:p>
-    <w:tbl>
-      <w:tblPr>
-        <w:tblpPr w:leftFromText="180" w:rightFromText="180" w:vertAnchor="text" w:horzAnchor="page" w:tblpX="1340" w:tblpY="199"/>
-        <w:bidiVisual/>
-        <w:tblW w:w="0" w:type="auto"/>
-        <w:tblBorders>
-          <w:top w:val="single" w:sz="4" w:space="0" w:color="auto"/>
-          <w:left w:val="single" w:sz="4" w:space="0" w:color="auto"/>
-          <w:bottom w:val="single" w:sz="4" w:space="0" w:color="auto"/>
-          <w:right w:val="single" w:sz="4" w:space="0" w:color="auto"/>
-          <w:insideH w:val="single" w:sz="4" w:space="0" w:color="auto"/>
-          <w:insideV w:val="single" w:sz="4" w:space="0" w:color="auto"/>
-        </w:tblBorders>
-        <w:tblLook w:val="04A0" w:firstRow="1" w:lastRow="0" w:firstColumn="1" w:lastColumn="0" w:noHBand="0" w:noVBand="1"/>
-      </w:tblPr>
-      <w:tblGrid>
-        <w:gridCol w:w="1764"/>
-        <w:gridCol w:w="1764"/>
-      </w:tblGrid>
-      <w:tr>
-        <w:tc>
-          <w:tcPr>
-            <w:tcW w:w="1764" w:type="dxa"/>
-          </w:tcPr>
-          <w:p>
-            <w:pPr>
-              <w:rPr>
-                <w:rFonts w:cs="David" w:hint="cs"/>
-                <w:b/>
-                <w:bCs/>
-                <w:sz w:val="28"/>
-                <w:szCs w:val="28"/>
-                <w:rtl/>
-              </w:rPr>
-            </w:pPr>
-            <w:r>
-              <w:rPr>
-                <w:rFonts w:cs="David" w:hint="cs"/>
-                <w:b/>
-                <w:bCs/>
-                <w:sz w:val="28"/>
-                <w:szCs w:val="28"/>
-                <w:rtl/>
-              </w:rPr>
-              <w:t>% הנחה</w:t>
-            </w:r>
-            <w:r>
-              <w:rPr>
-                <w:rFonts w:cs="David"/>
-                <w:b/>
-                <w:bCs/>
-                <w:sz w:val="28"/>
-                <w:szCs w:val="28"/>
-                <w:rtl/>
-              </w:rPr>
-              <w:br/>
-            </w:r>
-          </w:p>
-        </w:tc>
-        <w:tc>
-          <w:tcPr>
-            <w:tcW w:w="1764" w:type="dxa"/>
-          </w:tcPr>
-          <w:p>
-            <w:pPr>
-              <w:rPr>
-                <w:rFonts w:cs="David" w:hint="cs"/>
-                <w:b/>
-                <w:bCs/>
-                <w:sz w:val="28"/>
-                <w:szCs w:val="28"/>
-                <w:rtl/>
-              </w:rPr>
-            </w:pPr>
-            <w:r>
-              <w:rPr>
-                <w:rFonts w:cs="David" w:hint="cs"/>
-                <w:b/>
-                <w:bCs/>
-                <w:sz w:val="28"/>
-                <w:szCs w:val="28"/>
-                <w:rtl/>
-              </w:rPr>
-              <w:t xml:space="preserve">{discountPercent}</w:t>
-            </w:r>
-          </w:p>
-        </w:tc>
-      </w:tr>
-      <w:tr>
-        <w:tc>
-          <w:tcPr>
-            <w:tcW w:w="1764" w:type="dxa"/>
-          </w:tcPr>
-          <w:p>
-            <w:pPr>
-              <w:rPr>
-                <w:rFonts w:cs="David" w:hint="cs"/>
-                <w:b/>
-                <w:bCs/>
-                <w:sz w:val="28"/>
-                <w:szCs w:val="28"/>
-                <w:rtl/>
-              </w:rPr>
-            </w:pPr>
-            <w:r>
-              <w:rPr>
-                <w:rFonts w:cs="David" w:hint="cs"/>
-                <w:b/>
-                <w:bCs/>
-                <w:sz w:val="28"/>
-                <w:szCs w:val="28"/>
-                <w:rtl/>
-              </w:rPr>
-              <w:t>סה"כ לאחר הנחה</w:t>
-            </w:r>
-          </w:p>
-        </w:tc>
-        <w:tc>
-          <w:tcPr>
-            <w:tcW w:w="1764" w:type="dxa"/>
-          </w:tcPr>
-          <w:p>
-            <w:pPr>
-              <w:rPr>
-                <w:rFonts w:cs="David" w:hint="cs"/>
-                <w:b/>
-                <w:bCs/>
-                <w:sz w:val="28"/>
-                <w:szCs w:val="28"/>
-                <w:rtl/>
-              </w:rPr>
-            </w:pPr>
-            <w:r>
-              <w:rPr>
-                <w:rFonts w:cs="David" w:hint="cs"/>
-                <w:b/>
-                <w:bCs/>
-                <w:sz w:val="28"/>
-                <w:szCs w:val="28"/>
-                <w:rtl/>
-              </w:rPr>
-              <w:t xml:space="preserve">{subtotalAfterDiscount}</w:t>
-            </w:r>
-          </w:p>
-        </w:tc>
-      </w:tr>
-      <w:tr>
-        <w:tc>
-          <w:tcPr>
-            <w:tcW w:w="1764" w:type="dxa"/>
-          </w:tcPr>
-          <w:p>
-            <w:pPr>
-              <w:rPr>
-                <w:rFonts w:cs="David" w:hint="cs"/>
-                <w:b/>
-                <w:bCs/>
-                <w:sz w:val="28"/>
-                <w:szCs w:val="28"/>
-                <w:rtl/>
-              </w:rPr>
-            </w:pPr>
-            <w:r>
-              <w:rPr>
-                <w:rFonts w:cs="David" w:hint="cs"/>
-                <w:b/>
-                <w:bCs/>
-                <w:sz w:val="28"/>
-                <w:szCs w:val="28"/>
-                <w:rtl/>
-              </w:rPr>
-              <w:t>מע"מ 1</w:t>
-            </w:r>
-            <w:r>
-              <w:rPr>
-                <w:rFonts w:cs="David" w:hint="cs"/>
-                <w:b/>
-                <w:bCs/>
-                <w:sz w:val="28"/>
-                <w:szCs w:val="28"/>
-                <w:rtl/>
-              </w:rPr>
-              <w:t>8</w:t>
-            </w:r>
-            <w:r>
-              <w:rPr>
-                <w:rFonts w:cs="David" w:hint="cs"/>
-                <w:b/>
-                <w:bCs/>
-                <w:sz w:val="28"/>
-                <w:szCs w:val="28"/>
-                <w:rtl/>
-              </w:rPr>
-              <w:t>%</w:t>
-            </w:r>
-          </w:p>
-        </w:tc>
-        <w:tc>
-          <w:tcPr>
-            <w:tcW w:w="1764" w:type="dxa"/>
-          </w:tcPr>
-          <w:p>
-            <w:pPr>
-              <w:rPr>
-                <w:rFonts w:cs="David" w:hint="cs"/>
-                <w:b/>
-                <w:bCs/>
-                <w:sz w:val="28"/>
-                <w:szCs w:val="28"/>
-                <w:rtl/>
-              </w:rPr>
-            </w:pPr>
-            <w:r>
-              <w:rPr>
-                <w:rFonts w:cs="David" w:hint="cs"/>
-                <w:b/>
-                <w:bCs/>
-                <w:sz w:val="28"/>
-                <w:szCs w:val="28"/>
-                <w:rtl/>
-              </w:rPr>
-              <w:t xml:space="preserve">{vatAmount}</w:t>
-            </w:r>
-          </w:p>
-        </w:tc>
-      </w:tr>
-      <w:tr>
-        <w:tc>
-          <w:tcPr>
-            <w:tcW w:w="1764" w:type="dxa"/>
-          </w:tcPr>
-          <w:p>
-            <w:pPr>
-              <w:rPr>
-                <w:rFonts w:cs="David" w:hint="cs"/>
-                <w:b/>
-                <w:bCs/>
-                <w:sz w:val="28"/>
-                <w:szCs w:val="28"/>
-                <w:rtl/>
-              </w:rPr>
-            </w:pPr>
-            <w:r>
-              <w:rPr>
-                <w:rFonts w:cs="David" w:hint="cs"/>
-                <w:b/>
-                <w:bCs/>
-                <w:sz w:val="28"/>
-                <w:szCs w:val="28"/>
-                <w:rtl/>
-              </w:rPr>
-              <w:t xml:space="preserve">סה"כ לתשלום </w:t>
-            </w:r>
-          </w:p>
-        </w:tc>
-        <w:tc>
-          <w:tcPr>
-            <w:tcW w:w="1764" w:type="dxa"/>
-          </w:tcPr>
-          <w:p>
-            <w:pPr>
-              <w:rPr>
-                <w:rFonts w:cs="David" w:hint="cs"/>
-                <w:b/>
-                <w:bCs/>
-                <w:sz w:val="28"/>
-                <w:szCs w:val="28"/>
-                <w:rtl/>
-              </w:rPr>
-            </w:pPr>
-            <w:r>
-              <w:rPr>
-                <w:rFonts w:cs="David" w:hint="cs"/>
-                <w:b/>
-                <w:bCs/>
-                <w:sz w:val="28"/>
-                <w:szCs w:val="28"/>
-                <w:rtl/>
-              </w:rPr>
-              <w:t xml:space="preserve">{totalAmount}</w:t>
-            </w:r>
-          </w:p>
-        </w:tc>
-      </w:tr>
-    </w:tbl>
-    <w:p>
-      <w:pPr>
-        <w:rPr>
-          <w:vanish/>
-        </w:rPr>
-      </w:pPr>
-      <w:r>
-        <w:rPr>
-          <w:vanish/>
-        </w:rPr>
-        <w:t xml:space="preserve">{/hasDiscount}</w:t>
-      </w:r>
-    </w:p>
-    <w:p>
-      <w:pPr>
-        <w:rPr>
-          <w:rFonts w:cs="David"/>
-          <w:sz w:val="28"/>
-          <w:szCs w:val="28"/>
-          <w:rtl/>
-        </w:rPr>
-      </w:pPr>
-    </w:p>
-    <w:p>
-      <w:pPr>
-        <w:rPr>
-          <w:rFonts w:cs="David"/>
-          <w:sz w:val="28"/>
-          <w:szCs w:val="28"/>
-          <w:rtl/>
-        </w:rPr>
-      </w:pPr>
-    </w:p>
-    <w:p>
-      <w:pPr>
-        <w:rPr>
-          <w:rFonts w:cs="David"/>
-          <w:sz w:val="28"/>
-          <w:szCs w:val="28"/>
-          <w:rtl/>
-        </w:rPr>
-      </w:pPr>
-    </w:p>
-    <w:p>
-      <w:pPr>
-        <w:rPr>
-          <w:rFonts w:cs="David"/>
-          <w:sz w:val="28"/>
-          <w:szCs w:val="28"/>
-          <w:rtl/>
-        </w:rPr>
-      </w:pPr>
-    </w:p>
-    <w:p>
-      <w:pPr>
-        <w:rPr>
-          <w:rFonts w:cs="David"/>
-          <w:sz w:val="28"/>
-          <w:szCs w:val="28"/>
-          <w:rtl/>
-        </w:rPr>
-      </w:pPr>
-    </w:p>
-    <w:p>
-      <w:pPr>
-        <w:rPr>
-          <w:rFonts w:cs="David"/>
-          <w:sz w:val="28"/>
-          <w:szCs w:val="28"/>
-          <w:rtl/>
-        </w:rPr>
-      </w:pPr>
-    </w:p>
-    <w:p>
-      <w:pPr>
-        <w:rPr>
-          <w:rFonts w:cs="David"/>
-          <w:sz w:val="28"/>
-          <w:szCs w:val="28"/>
-          <w:rtl/>
-        </w:rPr>
-      </w:pPr>
-    </w:p>
-    <w:p>
-      <w:pPr>
-        <w:rPr>
-          <w:rFonts w:cs="David"/>
-          <w:sz w:val="28"/>
-          <w:szCs w:val="28"/>
-          <w:rtl/>
-        </w:rPr>
-      </w:pPr>
-    </w:p>
-    <w:p>
-      <w:pPr>
-        <w:rPr>
-          <w:rFonts w:cs="David"/>
-          <w:sz w:val="28"/>
-          <w:szCs w:val="28"/>
-          <w:rtl/>
-        </w:rPr>
-      </w:pPr>
-    </w:p>
-    <w:p>
-      <w:pPr>
-        <w:rPr>
-          <w:rFonts w:cs="David"/>
-          <w:sz w:val="28"/>
-          <w:szCs w:val="28"/>
-          <w:rtl/>
-        </w:rPr>
-      </w:pPr>
-    </w:p>
-    <w:p>
-      <w:pPr>
-        <w:rPr>
-          <w:vanish/>
-        </w:rPr>
-      </w:pPr>
-      <w:r>
-        <w:rPr>
-          <w:vanish/>
-        </w:rPr>
-        <w:t xml:space="preserve">{^hasDiscount}</w:t>
-      </w:r>
-    </w:p>
-    <w:tbl>
-      <w:tblPr>
-        <w:bidiVisual/>
-        <w:tblW w:w="0" w:type="auto"/>
-        <w:tblBorders>
-          <w:top w:val="single" w:sz="4" w:space="0" w:color="auto"/>
-          <w:left w:val="single" w:sz="4" w:space="0" w:color="auto"/>
-          <w:bottom w:val="single" w:sz="4" w:space="0" w:color="auto"/>
-          <w:right w:val="single" w:sz="4" w:space="0" w:color="auto"/>
-          <w:insideH w:val="single" w:sz="4" w:space="0" w:color="auto"/>
-          <w:insideV w:val="single" w:sz="4" w:space="0" w:color="auto"/>
-        </w:tblBorders>
-        <w:tblLook w:val="04A0" w:firstRow="1" w:lastRow="0" w:firstColumn="1" w:lastColumn="0" w:noHBand="0" w:noVBand="1"/>
-      </w:tblPr>
-      <w:tblGrid>
-        <w:gridCol w:w="911"/>
-        <w:gridCol w:w="911"/>
-        <w:gridCol w:w="3142"/>
-        <w:gridCol w:w="851"/>
-        <w:gridCol w:w="1177"/>
-        <w:gridCol w:w="1764"/>
-      </w:tblGrid>
-      <w:tr>
-        <w:tc>
-          <w:tcPr>
-            <w:tcW w:w="911" w:type="dxa"/>
+            <w:tcW w:w="700" w:type="dxa"/>
+            <w:tcBorders>
+              <w:top w:val="single" w:sz="4" w:space="0" w:color="auto"/>
+              <w:left w:val="single" w:sz="4" w:space="0" w:color="auto"/>
+              <w:bottom w:val="single" w:sz="4" w:space="0" w:color="auto"/>
+              <w:right w:val="single" w:sz="4" w:space="0" w:color="auto"/>
+            </w:tcBorders>
+            <w:hideMark/>
           </w:tcPr>
           <w:p>
             <w:pPr>
@@ -2107,7 +1266,7 @@
             </w:pPr>
             <w:r>
               <w:rPr>
-                <w:rFonts w:cs="David" w:hint="cs"/>
+                <w:rFonts w:cs="David"/>
                 <w:b/>
                 <w:bCs/>
                 <w:sz w:val="28"/>
@@ -2120,7 +1279,14 @@
         </w:tc>
         <w:tc>
           <w:tcPr>
-            <w:tcW w:w="911" w:type="dxa"/>
+            <w:tcW w:w="900" w:type="dxa"/>
+            <w:tcBorders>
+              <w:top w:val="single" w:sz="4" w:space="0" w:color="auto"/>
+              <w:left w:val="single" w:sz="4" w:space="0" w:color="auto"/>
+              <w:bottom w:val="single" w:sz="4" w:space="0" w:color="auto"/>
+              <w:right w:val="single" w:sz="4" w:space="0" w:color="auto"/>
+            </w:tcBorders>
+            <w:hideMark/>
           </w:tcPr>
           <w:p>
             <w:pPr>
@@ -2135,7 +1301,7 @@
             </w:pPr>
             <w:r>
               <w:rPr>
-                <w:rFonts w:cs="David" w:hint="cs"/>
+                <w:rFonts w:cs="David"/>
                 <w:b/>
                 <w:bCs/>
                 <w:sz w:val="28"/>
@@ -2148,7 +1314,14 @@
         </w:tc>
         <w:tc>
           <w:tcPr>
-            <w:tcW w:w="3142" w:type="dxa"/>
+            <w:tcW w:w="2900" w:type="dxa"/>
+            <w:tcBorders>
+              <w:top w:val="single" w:sz="4" w:space="0" w:color="auto"/>
+              <w:left w:val="single" w:sz="4" w:space="0" w:color="auto"/>
+              <w:bottom w:val="single" w:sz="4" w:space="0" w:color="auto"/>
+              <w:right w:val="single" w:sz="4" w:space="0" w:color="auto"/>
+            </w:tcBorders>
+            <w:hideMark/>
           </w:tcPr>
           <w:p>
             <w:pPr>
@@ -2163,7 +1336,7 @@
             </w:pPr>
             <w:r>
               <w:rPr>
-                <w:rFonts w:cs="David" w:hint="cs"/>
+                <w:rFonts w:cs="David"/>
                 <w:b/>
                 <w:bCs/>
                 <w:sz w:val="28"/>
@@ -2176,7 +1349,14 @@
         </w:tc>
         <w:tc>
           <w:tcPr>
-            <w:tcW w:w="851" w:type="dxa"/>
+            <w:tcW w:w="900" w:type="dxa"/>
+            <w:tcBorders>
+              <w:top w:val="single" w:sz="4" w:space="0" w:color="auto"/>
+              <w:left w:val="single" w:sz="4" w:space="0" w:color="auto"/>
+              <w:bottom w:val="single" w:sz="4" w:space="0" w:color="auto"/>
+              <w:right w:val="single" w:sz="4" w:space="0" w:color="auto"/>
+            </w:tcBorders>
+            <w:hideMark/>
           </w:tcPr>
           <w:p>
             <w:pPr>
@@ -2191,7 +1371,7 @@
             </w:pPr>
             <w:r>
               <w:rPr>
-                <w:rFonts w:cs="David" w:hint="cs"/>
+                <w:rFonts w:cs="David"/>
                 <w:b/>
                 <w:bCs/>
                 <w:sz w:val="28"/>
@@ -2204,7 +1384,14 @@
         </w:tc>
         <w:tc>
           <w:tcPr>
-            <w:tcW w:w="1177" w:type="dxa"/>
+            <w:tcW w:w="1400" w:type="dxa"/>
+            <w:tcBorders>
+              <w:top w:val="single" w:sz="4" w:space="0" w:color="auto"/>
+              <w:left w:val="single" w:sz="4" w:space="0" w:color="auto"/>
+              <w:bottom w:val="single" w:sz="4" w:space="0" w:color="auto"/>
+              <w:right w:val="single" w:sz="4" w:space="0" w:color="auto"/>
+            </w:tcBorders>
+            <w:hideMark/>
           </w:tcPr>
           <w:p>
             <w:pPr>
@@ -2219,7 +1406,7 @@
             </w:pPr>
             <w:r>
               <w:rPr>
-                <w:rFonts w:cs="David" w:hint="cs"/>
+                <w:rFonts w:cs="David"/>
                 <w:b/>
                 <w:bCs/>
                 <w:sz w:val="28"/>
@@ -2232,7 +1419,14 @@
         </w:tc>
         <w:tc>
           <w:tcPr>
-            <w:tcW w:w="1764" w:type="dxa"/>
+            <w:tcW w:w="1400" w:type="dxa"/>
+            <w:tcBorders>
+              <w:top w:val="single" w:sz="4" w:space="0" w:color="auto"/>
+              <w:left w:val="single" w:sz="4" w:space="0" w:color="auto"/>
+              <w:bottom w:val="single" w:sz="4" w:space="0" w:color="auto"/>
+              <w:right w:val="single" w:sz="4" w:space="0" w:color="auto"/>
+            </w:tcBorders>
+            <w:hideMark/>
           </w:tcPr>
           <w:p>
             <w:pPr>
@@ -2247,7 +1441,41 @@
             </w:pPr>
             <w:r>
               <w:rPr>
-                <w:rFonts w:cs="David" w:hint="cs"/>
+                <w:rFonts w:cs="David"/>
+                <w:b/>
+                <w:bCs/>
+                <w:sz w:val="28"/>
+                <w:szCs w:val="28"/>
+                <w:rtl/>
+              </w:rPr>
+              <w:t xml:space="preserve">% הנחה לשורה </w:t>
+            </w:r>
+          </w:p>
+        </w:tc>
+        <w:tc>
+          <w:tcPr>
+            <w:tcW w:w="2266" w:type="dxa"/>
+            <w:tcBorders>
+              <w:top w:val="single" w:sz="4" w:space="0" w:color="auto"/>
+              <w:left w:val="single" w:sz="4" w:space="0" w:color="auto"/>
+              <w:bottom w:val="single" w:sz="4" w:space="0" w:color="auto"/>
+              <w:right w:val="single" w:sz="4" w:space="0" w:color="auto"/>
+            </w:tcBorders>
+          </w:tcPr>
+          <w:p>
+            <w:pPr>
+              <w:rPr>
+                <w:rFonts w:cs="David"/>
+                <w:b/>
+                <w:bCs/>
+                <w:sz w:val="28"/>
+                <w:szCs w:val="28"/>
+                <w:rtl/>
+              </w:rPr>
+            </w:pPr>
+            <w:r>
+              <w:rPr>
+                <w:rFonts w:cs="David"/>
                 <w:b/>
                 <w:bCs/>
                 <w:sz w:val="28"/>
@@ -2274,7 +1502,574 @@
       <w:tr>
         <w:tc>
           <w:tcPr>
-            <w:tcW w:w="911" w:type="dxa"/>
+            <w:tcW w:w="700" w:type="dxa"/>
+            <w:tcBorders>
+              <w:top w:val="single" w:sz="4" w:space="0" w:color="auto"/>
+              <w:left w:val="single" w:sz="4" w:space="0" w:color="auto"/>
+              <w:bottom w:val="single" w:sz="4" w:space="0" w:color="auto"/>
+              <w:right w:val="single" w:sz="4" w:space="0" w:color="auto"/>
+            </w:tcBorders>
+          </w:tcPr>
+          <w:p>
+            <w:pPr>
+              <w:rPr>
+                <w:rFonts w:cs="David"/>
+                <w:b/>
+                <w:bCs/>
+                <w:sz w:val="28"/>
+                <w:szCs w:val="28"/>
+                <w:rtl/>
+              </w:rPr>
+            </w:pPr>
+            <w:bookmarkStart w:id="7" w:name="fldLine"/>
+            <w:bookmarkEnd w:id="7"/>
+            <w:r>
+              <w:rPr>
+                <w:rFonts w:cs="David" w:hint="cs"/>
+                <w:b/>
+                <w:bCs/>
+                <w:sz w:val="28"/>
+                <w:szCs w:val="28"/>
+                <w:rtl/>
+              </w:rPr>
+              <w:t>{#items}{lineNumber}</w:t>
+            </w:r>
+          </w:p>
+        </w:tc>
+        <w:tc>
+          <w:tcPr>
+            <w:tcW w:w="900" w:type="dxa"/>
+            <w:tcBorders>
+              <w:top w:val="single" w:sz="4" w:space="0" w:color="auto"/>
+              <w:left w:val="single" w:sz="4" w:space="0" w:color="auto"/>
+              <w:bottom w:val="single" w:sz="4" w:space="0" w:color="auto"/>
+              <w:right w:val="single" w:sz="4" w:space="0" w:color="auto"/>
+            </w:tcBorders>
+          </w:tcPr>
+          <w:p>
+            <w:pPr>
+              <w:rPr>
+                <w:rFonts w:cs="David"/>
+                <w:b/>
+                <w:bCs/>
+                <w:sz w:val="28"/>
+                <w:szCs w:val="28"/>
+                <w:rtl/>
+              </w:rPr>
+            </w:pPr>
+            <w:bookmarkStart w:id="8" w:name="fldMakat"/>
+            <w:bookmarkEnd w:id="8"/>
+            <w:r>
+              <w:rPr>
+                <w:rFonts w:cs="David" w:hint="cs"/>
+                <w:b/>
+                <w:bCs/>
+                <w:sz w:val="28"/>
+                <w:szCs w:val="28"/>
+                <w:rtl/>
+              </w:rPr>
+              <w:t>{</w:t>
+            </w:r>
+            <w:proofErr w:type="spellStart"/>
+            <w:r>
+              <w:rPr>
+                <w:rFonts w:cs="David" w:hint="cs"/>
+                <w:b/>
+                <w:bCs/>
+                <w:sz w:val="28"/>
+                <w:szCs w:val="28"/>
+                <w:rtl/>
+              </w:rPr>
+              <w:t>itemCode</w:t>
+            </w:r>
+            <w:proofErr w:type="spellEnd"/>
+            <w:r>
+              <w:rPr>
+                <w:rFonts w:cs="David" w:hint="cs"/>
+                <w:b/>
+                <w:bCs/>
+                <w:sz w:val="28"/>
+                <w:szCs w:val="28"/>
+                <w:rtl/>
+              </w:rPr>
+              <w:t>}</w:t>
+            </w:r>
+          </w:p>
+        </w:tc>
+        <w:tc>
+          <w:tcPr>
+            <w:tcW w:w="2900" w:type="dxa"/>
+            <w:tcBorders>
+              <w:top w:val="single" w:sz="4" w:space="0" w:color="auto"/>
+              <w:left w:val="single" w:sz="4" w:space="0" w:color="auto"/>
+              <w:bottom w:val="single" w:sz="4" w:space="0" w:color="auto"/>
+              <w:right w:val="single" w:sz="4" w:space="0" w:color="auto"/>
+            </w:tcBorders>
+          </w:tcPr>
+          <w:p>
+            <w:pPr>
+              <w:rPr>
+                <w:rFonts w:cs="David"/>
+                <w:b/>
+                <w:bCs/>
+                <w:sz w:val="28"/>
+                <w:szCs w:val="28"/>
+                <w:rtl/>
+              </w:rPr>
+            </w:pPr>
+            <w:bookmarkStart w:id="9" w:name="fldProduct"/>
+            <w:bookmarkEnd w:id="9"/>
+            <w:r>
+              <w:rPr>
+                <w:rFonts w:cs="David" w:hint="cs"/>
+                <w:b/>
+                <w:bCs/>
+                <w:sz w:val="28"/>
+                <w:szCs w:val="28"/>
+                <w:rtl/>
+              </w:rPr>
+              <w:t>{</w:t>
+            </w:r>
+            <w:proofErr w:type="spellStart"/>
+            <w:r>
+              <w:rPr>
+                <w:rFonts w:cs="David" w:hint="cs"/>
+                <w:b/>
+                <w:bCs/>
+                <w:sz w:val="28"/>
+                <w:szCs w:val="28"/>
+                <w:rtl/>
+              </w:rPr>
+              <w:t>description</w:t>
+            </w:r>
+            <w:proofErr w:type="spellEnd"/>
+            <w:r>
+              <w:rPr>
+                <w:rFonts w:cs="David" w:hint="cs"/>
+                <w:b/>
+                <w:bCs/>
+                <w:sz w:val="28"/>
+                <w:szCs w:val="28"/>
+                <w:rtl/>
+              </w:rPr>
+              <w:t>}</w:t>
+            </w:r>
+          </w:p>
+        </w:tc>
+        <w:tc>
+          <w:tcPr>
+            <w:tcW w:w="900" w:type="dxa"/>
+            <w:tcBorders>
+              <w:top w:val="single" w:sz="4" w:space="0" w:color="auto"/>
+              <w:left w:val="single" w:sz="4" w:space="0" w:color="auto"/>
+              <w:bottom w:val="single" w:sz="4" w:space="0" w:color="auto"/>
+              <w:right w:val="single" w:sz="4" w:space="0" w:color="auto"/>
+            </w:tcBorders>
+          </w:tcPr>
+          <w:p>
+            <w:pPr>
+              <w:rPr>
+                <w:rFonts w:cs="David"/>
+                <w:b/>
+                <w:bCs/>
+                <w:sz w:val="28"/>
+                <w:szCs w:val="28"/>
+                <w:rtl/>
+              </w:rPr>
+            </w:pPr>
+            <w:bookmarkStart w:id="10" w:name="fldAmmount"/>
+            <w:bookmarkEnd w:id="10"/>
+            <w:r>
+              <w:rPr>
+                <w:rFonts w:cs="David" w:hint="cs"/>
+                <w:b/>
+                <w:bCs/>
+                <w:sz w:val="28"/>
+                <w:szCs w:val="28"/>
+                <w:rtl/>
+              </w:rPr>
+              <w:t>{</w:t>
+            </w:r>
+            <w:proofErr w:type="spellStart"/>
+            <w:r>
+              <w:rPr>
+                <w:rFonts w:cs="David" w:hint="cs"/>
+                <w:b/>
+                <w:bCs/>
+                <w:sz w:val="28"/>
+                <w:szCs w:val="28"/>
+                <w:rtl/>
+              </w:rPr>
+              <w:t>quantity</w:t>
+            </w:r>
+            <w:proofErr w:type="spellEnd"/>
+            <w:r>
+              <w:rPr>
+                <w:rFonts w:cs="David" w:hint="cs"/>
+                <w:b/>
+                <w:bCs/>
+                <w:sz w:val="28"/>
+                <w:szCs w:val="28"/>
+                <w:rtl/>
+              </w:rPr>
+              <w:t>}</w:t>
+            </w:r>
+          </w:p>
+        </w:tc>
+        <w:tc>
+          <w:tcPr>
+            <w:tcW w:w="1400" w:type="dxa"/>
+            <w:tcBorders>
+              <w:top w:val="single" w:sz="4" w:space="0" w:color="auto"/>
+              <w:left w:val="single" w:sz="4" w:space="0" w:color="auto"/>
+              <w:bottom w:val="single" w:sz="4" w:space="0" w:color="auto"/>
+              <w:right w:val="single" w:sz="4" w:space="0" w:color="auto"/>
+            </w:tcBorders>
+          </w:tcPr>
+          <w:p>
+            <w:pPr>
+              <w:rPr>
+                <w:rFonts w:cs="David"/>
+                <w:b/>
+                <w:bCs/>
+                <w:sz w:val="28"/>
+                <w:szCs w:val="28"/>
+                <w:rtl/>
+              </w:rPr>
+            </w:pPr>
+            <w:bookmarkStart w:id="11" w:name="fldPrice"/>
+            <w:bookmarkEnd w:id="11"/>
+            <w:r>
+              <w:rPr>
+                <w:rFonts w:cs="David" w:hint="cs"/>
+                <w:b/>
+                <w:bCs/>
+                <w:sz w:val="28"/>
+                <w:szCs w:val="28"/>
+                <w:rtl/>
+              </w:rPr>
+              <w:t>{</w:t>
+            </w:r>
+            <w:proofErr w:type="spellStart"/>
+            <w:r>
+              <w:rPr>
+                <w:rFonts w:cs="David" w:hint="cs"/>
+                <w:b/>
+                <w:bCs/>
+                <w:sz w:val="28"/>
+                <w:szCs w:val="28"/>
+                <w:rtl/>
+              </w:rPr>
+              <w:t>unitPrice</w:t>
+            </w:r>
+            <w:proofErr w:type="spellEnd"/>
+            <w:r>
+              <w:rPr>
+                <w:rFonts w:cs="David" w:hint="cs"/>
+                <w:b/>
+                <w:bCs/>
+                <w:sz w:val="28"/>
+                <w:szCs w:val="28"/>
+                <w:rtl/>
+              </w:rPr>
+              <w:t>}</w:t>
+            </w:r>
+          </w:p>
+        </w:tc>
+        <w:tc>
+          <w:tcPr>
+            <w:tcW w:w="1400" w:type="dxa"/>
+            <w:tcBorders>
+              <w:top w:val="single" w:sz="4" w:space="0" w:color="auto"/>
+              <w:left w:val="single" w:sz="4" w:space="0" w:color="auto"/>
+              <w:bottom w:val="single" w:sz="4" w:space="0" w:color="auto"/>
+              <w:right w:val="single" w:sz="4" w:space="0" w:color="auto"/>
+            </w:tcBorders>
+          </w:tcPr>
+          <w:p>
+            <w:pPr>
+              <w:rPr>
+                <w:rFonts w:cs="David"/>
+                <w:b/>
+                <w:bCs/>
+                <w:sz w:val="28"/>
+                <w:szCs w:val="28"/>
+                <w:rtl/>
+              </w:rPr>
+            </w:pPr>
+            <w:bookmarkStart w:id="12" w:name="fldLineDiscount"/>
+            <w:bookmarkEnd w:id="12"/>
+            <w:r>
+              <w:rPr>
+                <w:rFonts w:cs="David" w:hint="cs"/>
+                <w:b/>
+                <w:bCs/>
+                <w:sz w:val="28"/>
+                <w:szCs w:val="28"/>
+                <w:rtl/>
+              </w:rPr>
+              <w:t>{</w:t>
+            </w:r>
+            <w:proofErr w:type="spellStart"/>
+            <w:r>
+              <w:rPr>
+                <w:rFonts w:cs="David" w:hint="cs"/>
+                <w:b/>
+                <w:bCs/>
+                <w:sz w:val="28"/>
+                <w:szCs w:val="28"/>
+                <w:rtl/>
+              </w:rPr>
+              <w:t>lineDiscountPercent</w:t>
+            </w:r>
+            <w:proofErr w:type="spellEnd"/>
+            <w:r>
+              <w:rPr>
+                <w:rFonts w:cs="David" w:hint="cs"/>
+                <w:b/>
+                <w:bCs/>
+                <w:sz w:val="28"/>
+                <w:szCs w:val="28"/>
+                <w:rtl/>
+              </w:rPr>
+              <w:t>}</w:t>
+            </w:r>
+          </w:p>
+        </w:tc>
+        <w:tc>
+          <w:tcPr>
+            <w:tcW w:w="2266" w:type="dxa"/>
+            <w:tcBorders>
+              <w:top w:val="single" w:sz="4" w:space="0" w:color="auto"/>
+              <w:left w:val="single" w:sz="4" w:space="0" w:color="auto"/>
+              <w:bottom w:val="single" w:sz="4" w:space="0" w:color="auto"/>
+              <w:right w:val="single" w:sz="4" w:space="0" w:color="auto"/>
+            </w:tcBorders>
+          </w:tcPr>
+          <w:p>
+            <w:pPr>
+              <w:rPr>
+                <w:rFonts w:cs="David"/>
+                <w:b/>
+                <w:bCs/>
+                <w:sz w:val="28"/>
+                <w:szCs w:val="28"/>
+                <w:rtl/>
+              </w:rPr>
+            </w:pPr>
+            <w:bookmarkStart w:id="13" w:name="fldLineTotal"/>
+            <w:bookmarkEnd w:id="13"/>
+            <w:r>
+              <w:rPr>
+                <w:rFonts w:cs="David" w:hint="cs"/>
+                <w:b/>
+                <w:bCs/>
+                <w:sz w:val="28"/>
+                <w:szCs w:val="28"/>
+                <w:rtl/>
+              </w:rPr>
+              <w:t>{</w:t>
+            </w:r>
+            <w:proofErr w:type="spellStart"/>
+            <w:r>
+              <w:rPr>
+                <w:rFonts w:cs="David" w:hint="cs"/>
+                <w:b/>
+                <w:bCs/>
+                <w:sz w:val="28"/>
+                <w:szCs w:val="28"/>
+                <w:rtl/>
+              </w:rPr>
+              <w:t>lineTotal</w:t>
+            </w:r>
+            <w:proofErr w:type="spellEnd"/>
+            <w:r>
+              <w:rPr>
+                <w:rFonts w:cs="David" w:hint="cs"/>
+                <w:b/>
+                <w:bCs/>
+                <w:sz w:val="28"/>
+                <w:szCs w:val="28"/>
+                <w:rtl/>
+              </w:rPr>
+              <w:t>}{/</w:t>
+            </w:r>
+            <w:proofErr w:type="spellStart"/>
+            <w:r>
+              <w:rPr>
+                <w:rFonts w:cs="David" w:hint="cs"/>
+                <w:b/>
+                <w:bCs/>
+                <w:sz w:val="28"/>
+                <w:szCs w:val="28"/>
+                <w:rtl/>
+              </w:rPr>
+              <w:t>items</w:t>
+            </w:r>
+            <w:proofErr w:type="spellEnd"/>
+            <w:r>
+              <w:rPr>
+                <w:rFonts w:cs="David" w:hint="cs"/>
+                <w:b/>
+                <w:bCs/>
+                <w:sz w:val="28"/>
+                <w:szCs w:val="28"/>
+                <w:rtl/>
+              </w:rPr>
+              <w:t>}</w:t>
+            </w:r>
+          </w:p>
+        </w:tc>
+      </w:tr>
+    </w:tbl>
+    <w:p>
+      <w:pPr>
+        <w:rPr>
+          <w:rFonts w:cs="David"/>
+          <w:vanish/>
+          <w:sz w:val="28"/>
+          <w:szCs w:val="28"/>
+          <w:rtl/>
+        </w:rPr>
+      </w:pPr>
+    </w:p>
+    <w:tbl>
+      <w:tblPr>
+        <w:tblpPr w:leftFromText="180" w:rightFromText="180" w:vertAnchor="text" w:horzAnchor="page" w:tblpX="67" w:tblpY="199"/>
+        <w:bidiVisual/>
+        <w:tblW w:w="0" w:type="auto"/>
+        <w:tblBorders>
+          <w:top w:val="single" w:sz="4" w:space="0" w:color="auto"/>
+          <w:left w:val="single" w:sz="4" w:space="0" w:color="auto"/>
+          <w:bottom w:val="single" w:sz="4" w:space="0" w:color="auto"/>
+          <w:right w:val="single" w:sz="4" w:space="0" w:color="auto"/>
+          <w:insideH w:val="single" w:sz="4" w:space="0" w:color="auto"/>
+          <w:insideV w:val="single" w:sz="4" w:space="0" w:color="auto"/>
+        </w:tblBorders>
+        <w:tblLook w:val="04A0" w:firstRow="1" w:lastRow="0" w:firstColumn="1" w:lastColumn="0" w:noHBand="0" w:noVBand="1"/>
+      </w:tblPr>
+      <w:tblGrid>
+        <w:gridCol w:w="1764"/>
+        <w:gridCol w:w="3145"/>
+      </w:tblGrid>
+      <w:tr>
+        <w:tc>
+          <w:tcPr>
+            <w:tcW w:w="1764" w:type="dxa"/>
+            <w:tcBorders>
+              <w:top w:val="single" w:sz="4" w:space="0" w:color="auto"/>
+              <w:left w:val="single" w:sz="4" w:space="0" w:color="auto"/>
+              <w:bottom w:val="single" w:sz="4" w:space="0" w:color="auto"/>
+              <w:right w:val="single" w:sz="4" w:space="0" w:color="auto"/>
+            </w:tcBorders>
+            <w:hideMark/>
+          </w:tcPr>
+          <w:p>
+            <w:pPr>
+              <w:rPr>
+                <w:rFonts w:cs="David"/>
+                <w:b/>
+                <w:bCs/>
+                <w:sz w:val="28"/>
+                <w:szCs w:val="28"/>
+              </w:rPr>
+            </w:pPr>
+            <w:r>
+              <w:rPr>
+                <w:rFonts w:cs="David"/>
+                <w:b/>
+                <w:bCs/>
+                <w:sz w:val="28"/>
+                <w:szCs w:val="28"/>
+                <w:rtl/>
+              </w:rPr>
+              <w:t>% הנחה</w:t>
+            </w:r>
+            <w:r>
+              <w:rPr>
+                <w:rFonts w:cs="David"/>
+                <w:b/>
+                <w:bCs/>
+                <w:sz w:val="28"/>
+                <w:szCs w:val="28"/>
+                <w:rtl/>
+              </w:rPr>
+              <w:br/>
+            </w:r>
+          </w:p>
+        </w:tc>
+        <w:tc>
+          <w:tcPr>
+            <w:tcW w:w="2414" w:type="dxa"/>
+            <w:tcBorders>
+              <w:top w:val="single" w:sz="4" w:space="0" w:color="auto"/>
+              <w:left w:val="single" w:sz="4" w:space="0" w:color="auto"/>
+              <w:bottom w:val="single" w:sz="4" w:space="0" w:color="auto"/>
+              <w:right w:val="single" w:sz="4" w:space="0" w:color="auto"/>
+            </w:tcBorders>
+          </w:tcPr>
+          <w:p>
+            <w:pPr>
+              <w:rPr>
+                <w:rFonts w:cs="David"/>
+                <w:b/>
+                <w:bCs/>
+                <w:sz w:val="28"/>
+                <w:szCs w:val="28"/>
+                <w:rtl/>
+              </w:rPr>
+            </w:pPr>
+            <w:bookmarkStart w:id="14" w:name="fldDiscount"/>
+            <w:bookmarkEnd w:id="14"/>
+            <w:r>
+              <w:rPr>
+                <w:rFonts w:cs="David" w:hint="cs"/>
+                <w:b/>
+                <w:bCs/>
+                <w:sz w:val="28"/>
+                <w:szCs w:val="28"/>
+                <w:rtl/>
+              </w:rPr>
+              <w:t>{</w:t>
+            </w:r>
+            <w:proofErr w:type="spellStart"/>
+            <w:r>
+              <w:rPr>
+                <w:rFonts w:cs="David" w:hint="cs"/>
+                <w:b/>
+                <w:bCs/>
+                <w:sz w:val="28"/>
+                <w:szCs w:val="28"/>
+                <w:rtl/>
+              </w:rPr>
+              <w:t>discountPercent</w:t>
+            </w:r>
+            <w:proofErr w:type="spellEnd"/>
+            <w:r>
+              <w:rPr>
+                <w:rFonts w:cs="David" w:hint="cs"/>
+                <w:b/>
+                <w:bCs/>
+                <w:sz w:val="28"/>
+                <w:szCs w:val="28"/>
+                <w:rtl/>
+              </w:rPr>
+              <w:t>}</w:t>
+            </w:r>
+          </w:p>
+        </w:tc>
+      </w:tr>
+      <w:tr>
+        <w:tc>
+          <w:tcPr>
+            <w:tcW w:w="1764" w:type="dxa"/>
+            <w:tcBorders>
+              <w:top w:val="single" w:sz="4" w:space="0" w:color="auto"/>
+              <w:left w:val="single" w:sz="4" w:space="0" w:color="auto"/>
+              <w:bottom w:val="single" w:sz="4" w:space="0" w:color="auto"/>
+              <w:right w:val="single" w:sz="4" w:space="0" w:color="auto"/>
+            </w:tcBorders>
+            <w:hideMark/>
           </w:tcPr>
           <w:p>
             <w:pPr>
@@ -2289,6 +2084,42 @@
             </w:pPr>
             <w:r>
               <w:rPr>
+                <w:rFonts w:cs="David"/>
+                <w:b/>
+                <w:bCs/>
+                <w:sz w:val="28"/>
+                <w:szCs w:val="28"/>
+                <w:rtl/>
+              </w:rPr>
+              <w:t>סה"כ לאחר הנחה</w:t>
+            </w:r>
+          </w:p>
+        </w:tc>
+        <w:tc>
+          <w:tcPr>
+            <w:tcW w:w="2414" w:type="dxa"/>
+            <w:tcBorders>
+              <w:top w:val="single" w:sz="4" w:space="0" w:color="auto"/>
+              <w:left w:val="single" w:sz="4" w:space="0" w:color="auto"/>
+              <w:bottom w:val="single" w:sz="4" w:space="0" w:color="auto"/>
+              <w:right w:val="single" w:sz="4" w:space="0" w:color="auto"/>
+            </w:tcBorders>
+          </w:tcPr>
+          <w:p>
+            <w:pPr>
+              <w:rPr>
+                <w:rFonts w:cs="David"/>
+                <w:b/>
+                <w:bCs/>
+                <w:sz w:val="28"/>
+                <w:szCs w:val="28"/>
+                <w:rtl/>
+              </w:rPr>
+            </w:pPr>
+            <w:bookmarkStart w:id="15" w:name="fldTotalAfterDiscount"/>
+            <w:bookmarkEnd w:id="15"/>
+            <w:r>
+              <w:rPr>
                 <w:rFonts w:cs="David" w:hint="cs"/>
                 <w:b/>
                 <w:bCs/>
@@ -2296,13 +2127,46 @@
                 <w:szCs w:val="28"/>
                 <w:rtl/>
               </w:rPr>
-              <w:t xml:space="preserve">{#items}{lineNumber}</w:t>
+              <w:t>{</w:t>
+            </w:r>
+            <w:proofErr w:type="spellStart"/>
+            <w:r>
+              <w:rPr>
+                <w:rFonts w:cs="David" w:hint="cs"/>
+                <w:b/>
+                <w:bCs/>
+                <w:sz w:val="28"/>
+                <w:szCs w:val="28"/>
+                <w:rtl/>
+              </w:rPr>
+              <w:t>subtotalAfterDiscount</w:t>
+            </w:r>
+            <w:proofErr w:type="spellEnd"/>
+            <w:r>
+              <w:rPr>
+                <w:rFonts w:cs="David" w:hint="cs"/>
+                <w:b/>
+                <w:bCs/>
+                <w:sz w:val="28"/>
+                <w:szCs w:val="28"/>
+                <w:rtl/>
+              </w:rPr>
+              <w:t>}</w:t>
             </w:r>
           </w:p>
         </w:tc>
+      </w:tr>
+      <w:tr>
         <w:tc>
           <w:tcPr>
-            <w:tcW w:w="911" w:type="dxa"/>
+            <w:tcW w:w="1764" w:type="dxa"/>
+            <w:tcBorders>
+              <w:top w:val="single" w:sz="4" w:space="0" w:color="auto"/>
+              <w:left w:val="single" w:sz="4" w:space="0" w:color="auto"/>
+              <w:bottom w:val="single" w:sz="4" w:space="0" w:color="auto"/>
+              <w:right w:val="single" w:sz="4" w:space="0" w:color="auto"/>
+            </w:tcBorders>
+            <w:hideMark/>
           </w:tcPr>
           <w:p>
             <w:pPr>
@@ -2317,6 +2181,42 @@
             </w:pPr>
             <w:r>
               <w:rPr>
+                <w:rFonts w:cs="David"/>
+                <w:b/>
+                <w:bCs/>
+                <w:sz w:val="28"/>
+                <w:szCs w:val="28"/>
+                <w:rtl/>
+              </w:rPr>
+              <w:t>מע"מ 18%</w:t>
+            </w:r>
+          </w:p>
+        </w:tc>
+        <w:tc>
+          <w:tcPr>
+            <w:tcW w:w="2414" w:type="dxa"/>
+            <w:tcBorders>
+              <w:top w:val="single" w:sz="4" w:space="0" w:color="auto"/>
+              <w:left w:val="single" w:sz="4" w:space="0" w:color="auto"/>
+              <w:bottom w:val="single" w:sz="4" w:space="0" w:color="auto"/>
+              <w:right w:val="single" w:sz="4" w:space="0" w:color="auto"/>
+            </w:tcBorders>
+          </w:tcPr>
+          <w:p>
+            <w:pPr>
+              <w:rPr>
+                <w:rFonts w:cs="David"/>
+                <w:b/>
+                <w:bCs/>
+                <w:sz w:val="28"/>
+                <w:szCs w:val="28"/>
+                <w:rtl/>
+              </w:rPr>
+            </w:pPr>
+            <w:bookmarkStart w:id="16" w:name="fldMAAM"/>
+            <w:bookmarkEnd w:id="16"/>
+            <w:r>
+              <w:rPr>
                 <w:rFonts w:cs="David" w:hint="cs"/>
                 <w:b/>
                 <w:bCs/>
@@ -2324,13 +2224,46 @@
                 <w:szCs w:val="28"/>
                 <w:rtl/>
               </w:rPr>
-              <w:t xml:space="preserve">{itemCode}</w:t>
+              <w:t>{</w:t>
+            </w:r>
+            <w:proofErr w:type="spellStart"/>
+            <w:r>
+              <w:rPr>
+                <w:rFonts w:cs="David" w:hint="cs"/>
+                <w:b/>
+                <w:bCs/>
+                <w:sz w:val="28"/>
+                <w:szCs w:val="28"/>
+                <w:rtl/>
+              </w:rPr>
+              <w:t>vatAmount</w:t>
+            </w:r>
+            <w:proofErr w:type="spellEnd"/>
+            <w:r>
+              <w:rPr>
+                <w:rFonts w:cs="David" w:hint="cs"/>
+                <w:b/>
+                <w:bCs/>
+                <w:sz w:val="28"/>
+                <w:szCs w:val="28"/>
+                <w:rtl/>
+              </w:rPr>
+              <w:t>}</w:t>
             </w:r>
           </w:p>
         </w:tc>
+      </w:tr>
+      <w:tr>
         <w:tc>
           <w:tcPr>
-            <w:tcW w:w="3142" w:type="dxa"/>
+            <w:tcW w:w="1764" w:type="dxa"/>
+            <w:tcBorders>
+              <w:top w:val="single" w:sz="4" w:space="0" w:color="auto"/>
+              <w:left w:val="single" w:sz="4" w:space="0" w:color="auto"/>
+              <w:bottom w:val="single" w:sz="4" w:space="0" w:color="auto"/>
+              <w:right w:val="single" w:sz="4" w:space="0" w:color="auto"/>
+            </w:tcBorders>
+            <w:hideMark/>
           </w:tcPr>
           <w:p>
             <w:pPr>
@@ -2345,20 +2278,26 @@
             </w:pPr>
             <w:r>
               <w:rPr>
-                <w:rFonts w:cs="David" w:hint="cs"/>
+                <w:rFonts w:cs="David"/>
                 <w:b/>
                 <w:bCs/>
                 <w:sz w:val="28"/>
                 <w:szCs w:val="28"/>
                 <w:rtl/>
               </w:rPr>
-              <w:t xml:space="preserve">{description}</w:t>
+              <w:t xml:space="preserve">סה"כ לתשלום </w:t>
             </w:r>
           </w:p>
         </w:tc>
         <w:tc>
           <w:tcPr>
-            <w:tcW w:w="851" w:type="dxa"/>
+            <w:tcW w:w="2414" w:type="dxa"/>
+            <w:tcBorders>
+              <w:top w:val="single" w:sz="4" w:space="0" w:color="auto"/>
+              <w:left w:val="single" w:sz="4" w:space="0" w:color="auto"/>
+              <w:bottom w:val="single" w:sz="4" w:space="0" w:color="auto"/>
+              <w:right w:val="single" w:sz="4" w:space="0" w:color="auto"/>
+            </w:tcBorders>
           </w:tcPr>
           <w:p>
             <w:pPr>
@@ -2371,6 +2310,8 @@
                 <w:rtl/>
               </w:rPr>
             </w:pPr>
+            <w:bookmarkStart w:id="17" w:name="fldTotalAfterMaaM"/>
+            <w:bookmarkEnd w:id="17"/>
             <w:r>
               <w:rPr>
                 <w:rFonts w:cs="David" w:hint="cs"/>
@@ -2380,25 +2321,9 @@
                 <w:szCs w:val="28"/>
                 <w:rtl/>
               </w:rPr>
-              <w:t xml:space="preserve">{quantity}</w:t>
+              <w:t>{</w:t>
             </w:r>
-          </w:p>
-        </w:tc>
-        <w:tc>
-          <w:tcPr>
-            <w:tcW w:w="1177" w:type="dxa"/>
-          </w:tcPr>
-          <w:p>
-            <w:pPr>
-              <w:rPr>
-                <w:rFonts w:cs="David"/>
-                <w:b/>
-                <w:bCs/>
-                <w:sz w:val="28"/>
-                <w:szCs w:val="28"/>
-                <w:rtl/>
-              </w:rPr>
-            </w:pPr>
+            <w:proofErr w:type="spellStart"/>
             <w:r>
               <w:rPr>
                 <w:rFonts w:cs="David" w:hint="cs"/>
@@ -2408,25 +2333,9 @@
                 <w:szCs w:val="28"/>
                 <w:rtl/>
               </w:rPr>
-              <w:t xml:space="preserve">{unitPrice}</w:t>
+              <w:t>totalAmount</w:t>
             </w:r>
-          </w:p>
-        </w:tc>
-        <w:tc>
-          <w:tcPr>
-            <w:tcW w:w="1764" w:type="dxa"/>
-          </w:tcPr>
-          <w:p>
-            <w:pPr>
-              <w:rPr>
-                <w:rFonts w:cs="David" w:hint="cs"/>
-                <w:b/>
-                <w:bCs/>
-                <w:sz w:val="28"/>
-                <w:szCs w:val="28"/>
-                <w:rtl/>
-              </w:rPr>
-            </w:pPr>
+            <w:proofErr w:type="spellEnd"/>
             <w:r>
               <w:rPr>
                 <w:rFonts w:cs="David" w:hint="cs"/>
@@ -2436,230 +2345,7 @@
                 <w:szCs w:val="28"/>
                 <w:rtl/>
               </w:rPr>
-              <w:t xml:space="preserve">{lineTotal}{/items}</w:t>
-            </w:r>
-          </w:p>
-        </w:tc>
-      </w:tr>
-    </w:tbl>
-    <w:p>
-      <w:pPr>
-        <w:rPr>
-          <w:vanish/>
-        </w:rPr>
-      </w:pPr>
-    </w:p>
-    <w:tbl>
-      <w:tblPr>
-        <w:tblpPr w:leftFromText="180" w:rightFromText="180" w:vertAnchor="text" w:horzAnchor="page" w:tblpX="2434" w:tblpY="249"/>
-        <w:bidiVisual/>
-        <w:tblW w:w="0" w:type="auto"/>
-        <w:tblBorders>
-          <w:top w:val="single" w:sz="4" w:space="0" w:color="auto"/>
-          <w:left w:val="single" w:sz="4" w:space="0" w:color="auto"/>
-          <w:bottom w:val="single" w:sz="4" w:space="0" w:color="auto"/>
-          <w:right w:val="single" w:sz="4" w:space="0" w:color="auto"/>
-          <w:insideH w:val="single" w:sz="4" w:space="0" w:color="auto"/>
-          <w:insideV w:val="single" w:sz="4" w:space="0" w:color="auto"/>
-        </w:tblBorders>
-        <w:tblLook w:val="04A0" w:firstRow="1" w:lastRow="0" w:firstColumn="1" w:lastColumn="0" w:noHBand="0" w:noVBand="1"/>
-      </w:tblPr>
-      <w:tblGrid>
-        <w:gridCol w:w="1764"/>
-        <w:gridCol w:w="1764"/>
-      </w:tblGrid>
-      <w:tr>
-        <w:tc>
-          <w:tcPr>
-            <w:tcW w:w="1764" w:type="dxa"/>
-          </w:tcPr>
-          <w:p>
-            <w:pPr>
-              <w:rPr>
-                <w:rFonts w:cs="David"/>
-                <w:b/>
-                <w:bCs/>
-                <w:sz w:val="28"/>
-                <w:szCs w:val="28"/>
-                <w:rtl/>
-              </w:rPr>
-            </w:pPr>
-            <w:r>
-              <w:rPr>
-                <w:rFonts w:cs="David" w:hint="cs"/>
-                <w:b/>
-                <w:bCs/>
-                <w:sz w:val="28"/>
-                <w:szCs w:val="28"/>
-                <w:rtl/>
-              </w:rPr>
-              <w:t>סה"כ</w:t>
-            </w:r>
-          </w:p>
-        </w:tc>
-        <w:tc>
-          <w:tcPr>
-            <w:tcW w:w="1764" w:type="dxa"/>
-          </w:tcPr>
-          <w:p>
-            <w:pPr>
-              <w:rPr>
-                <w:rFonts w:cs="David"/>
-                <w:b/>
-                <w:bCs/>
-                <w:sz w:val="28"/>
-                <w:szCs w:val="28"/>
-                <w:rtl/>
-              </w:rPr>
-            </w:pPr>
-            <w:r>
-              <w:rPr>
-                <w:rFonts w:cs="David" w:hint="cs"/>
-                <w:b/>
-                <w:bCs/>
-                <w:sz w:val="28"/>
-                <w:szCs w:val="28"/>
-                <w:rtl/>
-              </w:rPr>
-              <w:t xml:space="preserve">{subtotalAfterDiscount}</w:t>
-            </w:r>
-          </w:p>
-        </w:tc>
-      </w:tr>
-      <w:tr>
-        <w:tc>
-          <w:tcPr>
-            <w:tcW w:w="1764" w:type="dxa"/>
-          </w:tcPr>
-          <w:p>
-            <w:pPr>
-              <w:rPr>
-                <w:rFonts w:cs="David"/>
-                <w:b/>
-                <w:bCs/>
-                <w:sz w:val="28"/>
-                <w:szCs w:val="28"/>
-                <w:rtl/>
-              </w:rPr>
-            </w:pPr>
-            <w:r>
-              <w:rPr>
-                <w:rFonts w:cs="David" w:hint="cs"/>
-                <w:b/>
-                <w:bCs/>
-                <w:sz w:val="28"/>
-                <w:szCs w:val="28"/>
-                <w:rtl/>
-              </w:rPr>
-              <w:t>מע"מ 1</w:t>
-            </w:r>
-            <w:r>
-              <w:rPr>
-                <w:rFonts w:cs="David" w:hint="cs"/>
-                <w:b/>
-                <w:bCs/>
-                <w:sz w:val="28"/>
-                <w:szCs w:val="28"/>
-                <w:rtl/>
-              </w:rPr>
-              <w:t>8</w:t>
-            </w:r>
-            <w:r>
-              <w:rPr>
-                <w:rFonts w:cs="David" w:hint="cs"/>
-                <w:b/>
-                <w:bCs/>
-                <w:sz w:val="28"/>
-                <w:szCs w:val="28"/>
-                <w:rtl/>
-              </w:rPr>
-              <w:t>%</w:t>
-            </w:r>
-          </w:p>
-        </w:tc>
-        <w:tc>
-          <w:tcPr>
-            <w:tcW w:w="1764" w:type="dxa"/>
-          </w:tcPr>
-          <w:p>
-            <w:pPr>
-              <w:rPr>
-                <w:rFonts w:cs="David"/>
-                <w:b/>
-                <w:bCs/>
-                <w:sz w:val="28"/>
-                <w:szCs w:val="28"/>
-                <w:rtl/>
-              </w:rPr>
-            </w:pPr>
-            <w:r>
-              <w:rPr>
-                <w:rFonts w:cs="David" w:hint="cs"/>
-                <w:b/>
-                <w:bCs/>
-                <w:sz w:val="28"/>
-                <w:szCs w:val="28"/>
-                <w:rtl/>
-              </w:rPr>
-              <w:t xml:space="preserve">{vatAmount}</w:t>
-            </w:r>
-          </w:p>
-        </w:tc>
-      </w:tr>
-      <w:tr>
-        <w:tc>
-          <w:tcPr>
-            <w:tcW w:w="1764" w:type="dxa"/>
-          </w:tcPr>
-          <w:p>
-            <w:pPr>
-              <w:rPr>
-                <w:rFonts w:cs="David"/>
-                <w:b/>
-                <w:bCs/>
-                <w:sz w:val="28"/>
-                <w:szCs w:val="28"/>
-                <w:rtl/>
-              </w:rPr>
-            </w:pPr>
-            <w:r>
-              <w:rPr>
-                <w:rFonts w:cs="David" w:hint="cs"/>
-                <w:b/>
-                <w:bCs/>
-                <w:sz w:val="28"/>
-                <w:szCs w:val="28"/>
-                <w:rtl/>
-              </w:rPr>
-              <w:t xml:space="preserve">סה"כ לתשלום </w:t>
-            </w:r>
-          </w:p>
-        </w:tc>
-        <w:tc>
-          <w:tcPr>
-            <w:tcW w:w="1764" w:type="dxa"/>
-          </w:tcPr>
-          <w:p>
-            <w:pPr>
-              <w:rPr>
-                <w:rFonts w:cs="David"/>
-                <w:b/>
-                <w:bCs/>
-                <w:sz w:val="28"/>
-                <w:szCs w:val="28"/>
-                <w:rtl/>
-              </w:rPr>
-            </w:pPr>
-            <w:r>
-              <w:rPr>
-                <w:rFonts w:cs="David" w:hint="cs"/>
-                <w:b/>
-                <w:bCs/>
-                <w:sz w:val="28"/>
-                <w:szCs w:val="28"/>
-                <w:rtl/>
-              </w:rPr>
-              <w:t xml:space="preserve">{totalAmount}</w:t>
+              <w:t>}</w:t>
             </w:r>
           </w:p>
         </w:tc>

--- a/apps/api/templates/גהות-תעסוקתי-הצעת-מחיר-להכנת-סקר-מקדים-כימיה-ורעש.docx
+++ b/apps/api/templates/גהות-תעסוקתי-הצעת-מחיר-להכנת-סקר-מקדים-כימיה-ורעש.docx
@@ -1204,24 +1204,12 @@
         </w:rPr>
       </w:pPr>
     </w:p>
-    <w:p>
-      <w:pPr>
-        <w:rPr>
-          <w:vanish/>
-        </w:rPr>
-      </w:pPr>
-      <w:r>
-        <w:rPr>
-          <w:vanish/>
-        </w:rPr>
-        <w:t xml:space="preserve">{#hasDiscount}</w:t>
-      </w:r>
-    </w:p>
     <w:tbl>
       <w:tblPr>
         <w:bidiVisual/>
-        <w:tblW w:w="10466" w:type="dxa"/>
-        <w:tblLayout w:type="fixed"/>
+        <w:tblW w:w="0" w:type="auto"/>
+        <w:tblLayout w:type="autofit"/>
+        <w:jc w:val="right"/>
         <w:tblBorders>
           <w:top w:val="single" w:sz="4" w:space="0" w:color="auto"/>
           <w:left w:val="single" w:sz="4" w:space="0" w:color="auto"/>
@@ -1233,30 +1221,23 @@
         <w:tblLook w:val="04A0" w:firstRow="1" w:lastRow="0" w:firstColumn="1" w:lastColumn="0" w:noHBand="0" w:noVBand="1"/>
       </w:tblPr>
       <w:tblGrid>
-        <w:gridCol w:w="700"/>
-        <w:gridCol w:w="900"/>
-        <w:gridCol w:w="2900"/>
-        <w:gridCol w:w="900"/>
-        <w:gridCol w:w="1400"/>
-        <w:gridCol w:w="1400"/>
-        <w:gridCol w:w="2266"/>
+        <w:gridCol/>
+        <w:gridCol/>
+        <w:gridCol/>
+        <w:gridCol/>
+        <w:gridCol/>
+        <w:gridCol/>
+        <w:gridCol/>
       </w:tblGrid>
       <w:tr>
         <w:tc>
           <w:tcPr>
-            <w:tcW w:w="700" w:type="dxa"/>
-            <w:tcBorders>
-              <w:top w:val="single" w:sz="4" w:space="0" w:color="auto"/>
-              <w:left w:val="single" w:sz="4" w:space="0" w:color="auto"/>
-              <w:bottom w:val="single" w:sz="4" w:space="0" w:color="auto"/>
-              <w:right w:val="single" w:sz="4" w:space="0" w:color="auto"/>
-            </w:tcBorders>
-            <w:hideMark/>
+            <w:tcW w:w="0" w:type="auto"/>
           </w:tcPr>
           <w:p>
             <w:pPr>
               <w:rPr>
-                <w:rFonts w:cs="David"/>
+                <w:rFonts w:cs="David" w:hint="cs"/>
                 <w:b/>
                 <w:bCs/>
                 <w:sz w:val="28"/>
@@ -1266,7 +1247,7 @@
             </w:pPr>
             <w:r>
               <w:rPr>
-                <w:rFonts w:cs="David"/>
+                <w:rFonts w:cs="David" w:hint="cs"/>
                 <w:b/>
                 <w:bCs/>
                 <w:sz w:val="28"/>
@@ -1279,19 +1260,12 @@
         </w:tc>
         <w:tc>
           <w:tcPr>
-            <w:tcW w:w="900" w:type="dxa"/>
-            <w:tcBorders>
-              <w:top w:val="single" w:sz="4" w:space="0" w:color="auto"/>
-              <w:left w:val="single" w:sz="4" w:space="0" w:color="auto"/>
-              <w:bottom w:val="single" w:sz="4" w:space="0" w:color="auto"/>
-              <w:right w:val="single" w:sz="4" w:space="0" w:color="auto"/>
-            </w:tcBorders>
-            <w:hideMark/>
+            <w:tcW w:w="0" w:type="auto"/>
           </w:tcPr>
           <w:p>
             <w:pPr>
               <w:rPr>
-                <w:rFonts w:cs="David"/>
+                <w:rFonts w:cs="David" w:hint="cs"/>
                 <w:b/>
                 <w:bCs/>
                 <w:sz w:val="28"/>
@@ -1301,7 +1275,7 @@
             </w:pPr>
             <w:r>
               <w:rPr>
-                <w:rFonts w:cs="David"/>
+                <w:rFonts w:cs="David" w:hint="cs"/>
                 <w:b/>
                 <w:bCs/>
                 <w:sz w:val="28"/>
@@ -1314,19 +1288,12 @@
         </w:tc>
         <w:tc>
           <w:tcPr>
-            <w:tcW w:w="2900" w:type="dxa"/>
-            <w:tcBorders>
-              <w:top w:val="single" w:sz="4" w:space="0" w:color="auto"/>
-              <w:left w:val="single" w:sz="4" w:space="0" w:color="auto"/>
-              <w:bottom w:val="single" w:sz="4" w:space="0" w:color="auto"/>
-              <w:right w:val="single" w:sz="4" w:space="0" w:color="auto"/>
-            </w:tcBorders>
-            <w:hideMark/>
+            <w:tcW w:w="0" w:type="auto"/>
           </w:tcPr>
           <w:p>
             <w:pPr>
               <w:rPr>
-                <w:rFonts w:cs="David"/>
+                <w:rFonts w:cs="David" w:hint="cs"/>
                 <w:b/>
                 <w:bCs/>
                 <w:sz w:val="28"/>
@@ -1336,7 +1303,7 @@
             </w:pPr>
             <w:r>
               <w:rPr>
-                <w:rFonts w:cs="David"/>
+                <w:rFonts w:cs="David" w:hint="cs"/>
                 <w:b/>
                 <w:bCs/>
                 <w:sz w:val="28"/>
@@ -1349,19 +1316,12 @@
         </w:tc>
         <w:tc>
           <w:tcPr>
-            <w:tcW w:w="900" w:type="dxa"/>
-            <w:tcBorders>
-              <w:top w:val="single" w:sz="4" w:space="0" w:color="auto"/>
-              <w:left w:val="single" w:sz="4" w:space="0" w:color="auto"/>
-              <w:bottom w:val="single" w:sz="4" w:space="0" w:color="auto"/>
-              <w:right w:val="single" w:sz="4" w:space="0" w:color="auto"/>
-            </w:tcBorders>
-            <w:hideMark/>
+            <w:tcW w:w="0" w:type="auto"/>
           </w:tcPr>
           <w:p>
             <w:pPr>
               <w:rPr>
-                <w:rFonts w:cs="David"/>
+                <w:rFonts w:cs="David" w:hint="cs"/>
                 <w:b/>
                 <w:bCs/>
                 <w:sz w:val="28"/>
@@ -1371,7 +1331,7 @@
             </w:pPr>
             <w:r>
               <w:rPr>
-                <w:rFonts w:cs="David"/>
+                <w:rFonts w:cs="David" w:hint="cs"/>
                 <w:b/>
                 <w:bCs/>
                 <w:sz w:val="28"/>
@@ -1384,19 +1344,12 @@
         </w:tc>
         <w:tc>
           <w:tcPr>
-            <w:tcW w:w="1400" w:type="dxa"/>
-            <w:tcBorders>
-              <w:top w:val="single" w:sz="4" w:space="0" w:color="auto"/>
-              <w:left w:val="single" w:sz="4" w:space="0" w:color="auto"/>
-              <w:bottom w:val="single" w:sz="4" w:space="0" w:color="auto"/>
-              <w:right w:val="single" w:sz="4" w:space="0" w:color="auto"/>
-            </w:tcBorders>
-            <w:hideMark/>
+            <w:tcW w:w="0" w:type="auto"/>
           </w:tcPr>
           <w:p>
             <w:pPr>
               <w:rPr>
-                <w:rFonts w:cs="David"/>
+                <w:rFonts w:cs="David" w:hint="cs"/>
                 <w:b/>
                 <w:bCs/>
                 <w:sz w:val="28"/>
@@ -1406,7 +1359,7 @@
             </w:pPr>
             <w:r>
               <w:rPr>
-                <w:rFonts w:cs="David"/>
+                <w:rFonts w:cs="David" w:hint="cs"/>
                 <w:b/>
                 <w:bCs/>
                 <w:sz w:val="28"/>
@@ -1419,19 +1372,12 @@
         </w:tc>
         <w:tc>
           <w:tcPr>
-            <w:tcW w:w="1400" w:type="dxa"/>
-            <w:tcBorders>
-              <w:top w:val="single" w:sz="4" w:space="0" w:color="auto"/>
-              <w:left w:val="single" w:sz="4" w:space="0" w:color="auto"/>
-              <w:bottom w:val="single" w:sz="4" w:space="0" w:color="auto"/>
-              <w:right w:val="single" w:sz="4" w:space="0" w:color="auto"/>
-            </w:tcBorders>
-            <w:hideMark/>
+            <w:tcW w:w="0" w:type="auto"/>
           </w:tcPr>
           <w:p>
             <w:pPr>
               <w:rPr>
-                <w:rFonts w:cs="David"/>
+                <w:rFonts w:cs="David" w:hint="cs"/>
                 <w:b/>
                 <w:bCs/>
                 <w:sz w:val="28"/>
@@ -1441,7 +1387,7 @@
             </w:pPr>
             <w:r>
               <w:rPr>
-                <w:rFonts w:cs="David"/>
+                <w:rFonts w:cs="David" w:hint="cs"/>
                 <w:b/>
                 <w:bCs/>
                 <w:sz w:val="28"/>
@@ -1454,18 +1400,12 @@
         </w:tc>
         <w:tc>
           <w:tcPr>
-            <w:tcW w:w="2266" w:type="dxa"/>
-            <w:tcBorders>
-              <w:top w:val="single" w:sz="4" w:space="0" w:color="auto"/>
-              <w:left w:val="single" w:sz="4" w:space="0" w:color="auto"/>
-              <w:bottom w:val="single" w:sz="4" w:space="0" w:color="auto"/>
-              <w:right w:val="single" w:sz="4" w:space="0" w:color="auto"/>
-            </w:tcBorders>
+            <w:tcW w:w="0" w:type="auto"/>
           </w:tcPr>
           <w:p>
             <w:pPr>
               <w:rPr>
-                <w:rFonts w:cs="David"/>
+                <w:rFonts w:cs="David" w:hint="cs"/>
                 <w:b/>
                 <w:bCs/>
                 <w:sz w:val="28"/>
@@ -1475,7 +1415,7 @@
             </w:pPr>
             <w:r>
               <w:rPr>
-                <w:rFonts w:cs="David"/>
+                <w:rFonts w:cs="David" w:hint="cs"/>
                 <w:b/>
                 <w:bCs/>
                 <w:sz w:val="28"/>
@@ -1488,7 +1428,7 @@
           <w:p>
             <w:pPr>
               <w:rPr>
-                <w:rFonts w:cs="David"/>
+                <w:rFonts w:cs="David" w:hint="cs"/>
                 <w:b/>
                 <w:bCs/>
                 <w:sz w:val="28"/>
@@ -1502,18 +1442,12 @@
       <w:tr>
         <w:tc>
           <w:tcPr>
-            <w:tcW w:w="700" w:type="dxa"/>
-            <w:tcBorders>
-              <w:top w:val="single" w:sz="4" w:space="0" w:color="auto"/>
-              <w:left w:val="single" w:sz="4" w:space="0" w:color="auto"/>
-              <w:bottom w:val="single" w:sz="4" w:space="0" w:color="auto"/>
-              <w:right w:val="single" w:sz="4" w:space="0" w:color="auto"/>
-            </w:tcBorders>
+            <w:tcW w:w="0" w:type="auto"/>
           </w:tcPr>
           <w:p>
             <w:pPr>
               <w:rPr>
-                <w:rFonts w:cs="David"/>
+                <w:rFonts w:cs="David" w:hint="cs"/>
                 <w:b/>
                 <w:bCs/>
                 <w:sz w:val="28"/>
@@ -1538,18 +1472,12 @@
         </w:tc>
         <w:tc>
           <w:tcPr>
-            <w:tcW w:w="900" w:type="dxa"/>
-            <w:tcBorders>
-              <w:top w:val="single" w:sz="4" w:space="0" w:color="auto"/>
-              <w:left w:val="single" w:sz="4" w:space="0" w:color="auto"/>
-              <w:bottom w:val="single" w:sz="4" w:space="0" w:color="auto"/>
-              <w:right w:val="single" w:sz="4" w:space="0" w:color="auto"/>
-            </w:tcBorders>
+            <w:tcW w:w="0" w:type="auto"/>
           </w:tcPr>
           <w:p>
             <w:pPr>
               <w:rPr>
-                <w:rFonts w:cs="David"/>
+                <w:rFonts w:cs="David" w:hint="cs"/>
                 <w:b/>
                 <w:bCs/>
                 <w:sz w:val="28"/>
@@ -1557,8 +1485,6 @@
                 <w:rtl/>
               </w:rPr>
             </w:pPr>
-            <w:bookmarkStart w:id="8" w:name="fldMakat"/>
-            <w:bookmarkEnd w:id="8"/>
             <w:r>
               <w:rPr>
                 <w:rFonts w:cs="David" w:hint="cs"/>
@@ -1568,9 +1494,25 @@
                 <w:szCs w:val="28"/>
                 <w:rtl/>
               </w:rPr>
-              <w:t>{</w:t>
+              <w:t xml:space="preserve">{itemCode}</w:t>
             </w:r>
-            <w:proofErr w:type="spellStart"/>
+          </w:p>
+        </w:tc>
+        <w:tc>
+          <w:tcPr>
+            <w:tcW w:w="0" w:type="auto"/>
+          </w:tcPr>
+          <w:p>
+            <w:pPr>
+              <w:rPr>
+                <w:rFonts w:cs="David" w:hint="cs"/>
+                <w:b/>
+                <w:bCs/>
+                <w:sz w:val="28"/>
+                <w:szCs w:val="28"/>
+                <w:rtl/>
+              </w:rPr>
+            </w:pPr>
             <w:r>
               <w:rPr>
                 <w:rFonts w:cs="David" w:hint="cs"/>
@@ -1580,9 +1522,25 @@
                 <w:szCs w:val="28"/>
                 <w:rtl/>
               </w:rPr>
-              <w:t>itemCode</w:t>
+              <w:t xml:space="preserve">{description}</w:t>
             </w:r>
-            <w:proofErr w:type="spellEnd"/>
+          </w:p>
+        </w:tc>
+        <w:tc>
+          <w:tcPr>
+            <w:tcW w:w="0" w:type="auto"/>
+          </w:tcPr>
+          <w:p>
+            <w:pPr>
+              <w:rPr>
+                <w:rFonts w:cs="David" w:hint="cs"/>
+                <w:b/>
+                <w:bCs/>
+                <w:sz w:val="28"/>
+                <w:szCs w:val="28"/>
+                <w:rtl/>
+              </w:rPr>
+            </w:pPr>
             <w:r>
               <w:rPr>
                 <w:rFonts w:cs="David" w:hint="cs"/>
@@ -1592,24 +1550,18 @@
                 <w:szCs w:val="28"/>
                 <w:rtl/>
               </w:rPr>
-              <w:t>}</w:t>
+              <w:t xml:space="preserve">{quantity}</w:t>
             </w:r>
           </w:p>
         </w:tc>
         <w:tc>
           <w:tcPr>
-            <w:tcW w:w="2900" w:type="dxa"/>
-            <w:tcBorders>
-              <w:top w:val="single" w:sz="4" w:space="0" w:color="auto"/>
-              <w:left w:val="single" w:sz="4" w:space="0" w:color="auto"/>
-              <w:bottom w:val="single" w:sz="4" w:space="0" w:color="auto"/>
-              <w:right w:val="single" w:sz="4" w:space="0" w:color="auto"/>
-            </w:tcBorders>
+            <w:tcW w:w="0" w:type="auto"/>
           </w:tcPr>
           <w:p>
             <w:pPr>
               <w:rPr>
-                <w:rFonts w:cs="David"/>
+                <w:rFonts w:cs="David" w:hint="cs"/>
                 <w:b/>
                 <w:bCs/>
                 <w:sz w:val="28"/>
@@ -1617,8 +1569,6 @@
                 <w:rtl/>
               </w:rPr>
             </w:pPr>
-            <w:bookmarkStart w:id="9" w:name="fldProduct"/>
-            <w:bookmarkEnd w:id="9"/>
             <w:r>
               <w:rPr>
                 <w:rFonts w:cs="David" w:hint="cs"/>
@@ -1628,9 +1578,25 @@
                 <w:szCs w:val="28"/>
                 <w:rtl/>
               </w:rPr>
-              <w:t>{</w:t>
+              <w:t xml:space="preserve">{unitPrice}</w:t>
             </w:r>
-            <w:proofErr w:type="spellStart"/>
+          </w:p>
+        </w:tc>
+        <w:tc>
+          <w:tcPr>
+            <w:tcW w:w="0" w:type="auto"/>
+          </w:tcPr>
+          <w:p>
+            <w:pPr>
+              <w:rPr>
+                <w:rFonts w:cs="David" w:hint="cs"/>
+                <w:b/>
+                <w:bCs/>
+                <w:sz w:val="28"/>
+                <w:szCs w:val="28"/>
+                <w:rtl/>
+              </w:rPr>
+            </w:pPr>
             <w:r>
               <w:rPr>
                 <w:rFonts w:cs="David" w:hint="cs"/>
@@ -1640,9 +1606,24 @@
                 <w:szCs w:val="28"/>
                 <w:rtl/>
               </w:rPr>
-              <w:t>description</w:t>
+              <w:t xml:space="preserve">{lineDiscountPercent}</w:t>
             </w:r>
-            <w:proofErr w:type="spellEnd"/>
+          </w:p>
+        </w:tc>
+        <w:tc>
+          <w:tcPr>
+            <w:tcW w:w="0" w:type="auto"/>
+          </w:tcPr>
+          <w:p>
+            <w:pPr>
+              <w:rPr>
+                <w:rFonts w:cs="David" w:hint="cs"/>
+                <w:b/>
+                <w:bCs/>
+                <w:sz w:val="28"/>
+                <w:szCs w:val="28"/>
+              </w:rPr>
+            </w:pPr>
             <w:r>
               <w:rPr>
                 <w:rFonts w:cs="David" w:hint="cs"/>
@@ -1652,292 +1633,20 @@
                 <w:szCs w:val="28"/>
                 <w:rtl/>
               </w:rPr>
-              <w:t>}</w:t>
-            </w:r>
-          </w:p>
-        </w:tc>
-        <w:tc>
-          <w:tcPr>
-            <w:tcW w:w="900" w:type="dxa"/>
-            <w:tcBorders>
-              <w:top w:val="single" w:sz="4" w:space="0" w:color="auto"/>
-              <w:left w:val="single" w:sz="4" w:space="0" w:color="auto"/>
-              <w:bottom w:val="single" w:sz="4" w:space="0" w:color="auto"/>
-              <w:right w:val="single" w:sz="4" w:space="0" w:color="auto"/>
-            </w:tcBorders>
-          </w:tcPr>
-          <w:p>
-            <w:pPr>
-              <w:rPr>
-                <w:rFonts w:cs="David"/>
-                <w:b/>
-                <w:bCs/>
-                <w:sz w:val="28"/>
-                <w:szCs w:val="28"/>
-                <w:rtl/>
-              </w:rPr>
-            </w:pPr>
-            <w:bookmarkStart w:id="10" w:name="fldAmmount"/>
-            <w:bookmarkEnd w:id="10"/>
-            <w:r>
-              <w:rPr>
-                <w:rFonts w:cs="David" w:hint="cs"/>
-                <w:b/>
-                <w:bCs/>
-                <w:sz w:val="28"/>
-                <w:szCs w:val="28"/>
-                <w:rtl/>
-              </w:rPr>
-              <w:t>{</w:t>
-            </w:r>
-            <w:proofErr w:type="spellStart"/>
-            <w:r>
-              <w:rPr>
-                <w:rFonts w:cs="David" w:hint="cs"/>
-                <w:b/>
-                <w:bCs/>
-                <w:sz w:val="28"/>
-                <w:szCs w:val="28"/>
-                <w:rtl/>
-              </w:rPr>
-              <w:t>quantity</w:t>
-            </w:r>
-            <w:proofErr w:type="spellEnd"/>
-            <w:r>
-              <w:rPr>
-                <w:rFonts w:cs="David" w:hint="cs"/>
-                <w:b/>
-                <w:bCs/>
-                <w:sz w:val="28"/>
-                <w:szCs w:val="28"/>
-                <w:rtl/>
-              </w:rPr>
-              <w:t>}</w:t>
-            </w:r>
-          </w:p>
-        </w:tc>
-        <w:tc>
-          <w:tcPr>
-            <w:tcW w:w="1400" w:type="dxa"/>
-            <w:tcBorders>
-              <w:top w:val="single" w:sz="4" w:space="0" w:color="auto"/>
-              <w:left w:val="single" w:sz="4" w:space="0" w:color="auto"/>
-              <w:bottom w:val="single" w:sz="4" w:space="0" w:color="auto"/>
-              <w:right w:val="single" w:sz="4" w:space="0" w:color="auto"/>
-            </w:tcBorders>
-          </w:tcPr>
-          <w:p>
-            <w:pPr>
-              <w:rPr>
-                <w:rFonts w:cs="David"/>
-                <w:b/>
-                <w:bCs/>
-                <w:sz w:val="28"/>
-                <w:szCs w:val="28"/>
-                <w:rtl/>
-              </w:rPr>
-            </w:pPr>
-            <w:bookmarkStart w:id="11" w:name="fldPrice"/>
-            <w:bookmarkEnd w:id="11"/>
-            <w:r>
-              <w:rPr>
-                <w:rFonts w:cs="David" w:hint="cs"/>
-                <w:b/>
-                <w:bCs/>
-                <w:sz w:val="28"/>
-                <w:szCs w:val="28"/>
-                <w:rtl/>
-              </w:rPr>
-              <w:t>{</w:t>
-            </w:r>
-            <w:proofErr w:type="spellStart"/>
-            <w:r>
-              <w:rPr>
-                <w:rFonts w:cs="David" w:hint="cs"/>
-                <w:b/>
-                <w:bCs/>
-                <w:sz w:val="28"/>
-                <w:szCs w:val="28"/>
-                <w:rtl/>
-              </w:rPr>
-              <w:t>unitPrice</w:t>
-            </w:r>
-            <w:proofErr w:type="spellEnd"/>
-            <w:r>
-              <w:rPr>
-                <w:rFonts w:cs="David" w:hint="cs"/>
-                <w:b/>
-                <w:bCs/>
-                <w:sz w:val="28"/>
-                <w:szCs w:val="28"/>
-                <w:rtl/>
-              </w:rPr>
-              <w:t>}</w:t>
-            </w:r>
-          </w:p>
-        </w:tc>
-        <w:tc>
-          <w:tcPr>
-            <w:tcW w:w="1400" w:type="dxa"/>
-            <w:tcBorders>
-              <w:top w:val="single" w:sz="4" w:space="0" w:color="auto"/>
-              <w:left w:val="single" w:sz="4" w:space="0" w:color="auto"/>
-              <w:bottom w:val="single" w:sz="4" w:space="0" w:color="auto"/>
-              <w:right w:val="single" w:sz="4" w:space="0" w:color="auto"/>
-            </w:tcBorders>
-          </w:tcPr>
-          <w:p>
-            <w:pPr>
-              <w:rPr>
-                <w:rFonts w:cs="David"/>
-                <w:b/>
-                <w:bCs/>
-                <w:sz w:val="28"/>
-                <w:szCs w:val="28"/>
-                <w:rtl/>
-              </w:rPr>
-            </w:pPr>
-            <w:bookmarkStart w:id="12" w:name="fldLineDiscount"/>
-            <w:bookmarkEnd w:id="12"/>
-            <w:r>
-              <w:rPr>
-                <w:rFonts w:cs="David" w:hint="cs"/>
-                <w:b/>
-                <w:bCs/>
-                <w:sz w:val="28"/>
-                <w:szCs w:val="28"/>
-                <w:rtl/>
-              </w:rPr>
-              <w:t>{</w:t>
-            </w:r>
-            <w:proofErr w:type="spellStart"/>
-            <w:r>
-              <w:rPr>
-                <w:rFonts w:cs="David" w:hint="cs"/>
-                <w:b/>
-                <w:bCs/>
-                <w:sz w:val="28"/>
-                <w:szCs w:val="28"/>
-                <w:rtl/>
-              </w:rPr>
-              <w:t>lineDiscountPercent</w:t>
-            </w:r>
-            <w:proofErr w:type="spellEnd"/>
-            <w:r>
-              <w:rPr>
-                <w:rFonts w:cs="David" w:hint="cs"/>
-                <w:b/>
-                <w:bCs/>
-                <w:sz w:val="28"/>
-                <w:szCs w:val="28"/>
-                <w:rtl/>
-              </w:rPr>
-              <w:t>}</w:t>
-            </w:r>
-          </w:p>
-        </w:tc>
-        <w:tc>
-          <w:tcPr>
-            <w:tcW w:w="2266" w:type="dxa"/>
-            <w:tcBorders>
-              <w:top w:val="single" w:sz="4" w:space="0" w:color="auto"/>
-              <w:left w:val="single" w:sz="4" w:space="0" w:color="auto"/>
-              <w:bottom w:val="single" w:sz="4" w:space="0" w:color="auto"/>
-              <w:right w:val="single" w:sz="4" w:space="0" w:color="auto"/>
-            </w:tcBorders>
-          </w:tcPr>
-          <w:p>
-            <w:pPr>
-              <w:rPr>
-                <w:rFonts w:cs="David"/>
-                <w:b/>
-                <w:bCs/>
-                <w:sz w:val="28"/>
-                <w:szCs w:val="28"/>
-                <w:rtl/>
-              </w:rPr>
-            </w:pPr>
-            <w:bookmarkStart w:id="13" w:name="fldLineTotal"/>
-            <w:bookmarkEnd w:id="13"/>
-            <w:r>
-              <w:rPr>
-                <w:rFonts w:cs="David" w:hint="cs"/>
-                <w:b/>
-                <w:bCs/>
-                <w:sz w:val="28"/>
-                <w:szCs w:val="28"/>
-                <w:rtl/>
-              </w:rPr>
-              <w:t>{</w:t>
-            </w:r>
-            <w:proofErr w:type="spellStart"/>
-            <w:r>
-              <w:rPr>
-                <w:rFonts w:cs="David" w:hint="cs"/>
-                <w:b/>
-                <w:bCs/>
-                <w:sz w:val="28"/>
-                <w:szCs w:val="28"/>
-                <w:rtl/>
-              </w:rPr>
-              <w:t>lineTotal</w:t>
-            </w:r>
-            <w:proofErr w:type="spellEnd"/>
-            <w:r>
-              <w:rPr>
-                <w:rFonts w:cs="David" w:hint="cs"/>
-                <w:b/>
-                <w:bCs/>
-                <w:sz w:val="28"/>
-                <w:szCs w:val="28"/>
-                <w:rtl/>
-              </w:rPr>
-              <w:t>}{/</w:t>
-            </w:r>
-            <w:proofErr w:type="spellStart"/>
-            <w:r>
-              <w:rPr>
-                <w:rFonts w:cs="David" w:hint="cs"/>
-                <w:b/>
-                <w:bCs/>
-                <w:sz w:val="28"/>
-                <w:szCs w:val="28"/>
-                <w:rtl/>
-              </w:rPr>
-              <w:t>items</w:t>
-            </w:r>
-            <w:proofErr w:type="spellEnd"/>
-            <w:r>
-              <w:rPr>
-                <w:rFonts w:cs="David" w:hint="cs"/>
-                <w:b/>
-                <w:bCs/>
-                <w:sz w:val="28"/>
-                <w:szCs w:val="28"/>
-                <w:rtl/>
-              </w:rPr>
-              <w:t>}</w:t>
+              <w:t xml:space="preserve">{lineTotal}{/items}</w:t>
             </w:r>
           </w:p>
         </w:tc>
       </w:tr>
     </w:tbl>
-    <w:p>
-      <w:pPr>
-        <w:rPr>
-          <w:rFonts w:cs="David"/>
-          <w:vanish/>
-          <w:sz w:val="28"/>
-          <w:szCs w:val="28"/>
-          <w:rtl/>
-        </w:rPr>
-      </w:pPr>
-    </w:p>
+    <w:p/>
+    <w:p/>
     <w:tbl>
       <w:tblPr>
-        <w:tblpPr w:leftFromText="180" w:rightFromText="180" w:vertAnchor="text" w:horzAnchor="page" w:tblpX="67" w:tblpY="199"/>
         <w:bidiVisual/>
         <w:tblW w:w="0" w:type="auto"/>
+        <w:tblLayout w:type="autofit"/>
+        <w:jc w:val="right"/>
         <w:tblBorders>
           <w:top w:val="single" w:sz="4" w:space="0" w:color="auto"/>
           <w:left w:val="single" w:sz="4" w:space="0" w:color="auto"/>
@@ -1949,34 +1658,28 @@
         <w:tblLook w:val="04A0" w:firstRow="1" w:lastRow="0" w:firstColumn="1" w:lastColumn="0" w:noHBand="0" w:noVBand="1"/>
       </w:tblPr>
       <w:tblGrid>
-        <w:gridCol w:w="1764"/>
-        <w:gridCol w:w="3145"/>
+        <w:gridCol/>
+        <w:gridCol/>
       </w:tblGrid>
       <w:tr>
         <w:tc>
           <w:tcPr>
-            <w:tcW w:w="1764" w:type="dxa"/>
-            <w:tcBorders>
-              <w:top w:val="single" w:sz="4" w:space="0" w:color="auto"/>
-              <w:left w:val="single" w:sz="4" w:space="0" w:color="auto"/>
-              <w:bottom w:val="single" w:sz="4" w:space="0" w:color="auto"/>
-              <w:right w:val="single" w:sz="4" w:space="0" w:color="auto"/>
-            </w:tcBorders>
-            <w:hideMark/>
+            <w:tcW w:w="0" w:type="auto"/>
           </w:tcPr>
           <w:p>
             <w:pPr>
               <w:rPr>
-                <w:rFonts w:cs="David"/>
+                <w:rFonts w:cs="David" w:hint="cs"/>
                 <w:b/>
                 <w:bCs/>
                 <w:sz w:val="28"/>
                 <w:szCs w:val="28"/>
+                <w:rtl/>
               </w:rPr>
             </w:pPr>
             <w:r>
               <w:rPr>
-                <w:rFonts w:cs="David"/>
+                <w:rFonts w:cs="David" w:hint="cs"/>
                 <w:b/>
                 <w:bCs/>
                 <w:sz w:val="28"/>
@@ -2000,18 +1703,12 @@
         </w:tc>
         <w:tc>
           <w:tcPr>
-            <w:tcW w:w="2414" w:type="dxa"/>
-            <w:tcBorders>
-              <w:top w:val="single" w:sz="4" w:space="0" w:color="auto"/>
-              <w:left w:val="single" w:sz="4" w:space="0" w:color="auto"/>
-              <w:bottom w:val="single" w:sz="4" w:space="0" w:color="auto"/>
-              <w:right w:val="single" w:sz="4" w:space="0" w:color="auto"/>
-            </w:tcBorders>
+            <w:tcW w:w="0" w:type="auto"/>
           </w:tcPr>
           <w:p>
             <w:pPr>
               <w:rPr>
-                <w:rFonts w:cs="David"/>
+                <w:rFonts w:cs="David" w:hint="cs"/>
                 <w:b/>
                 <w:bCs/>
                 <w:sz w:val="28"/>
@@ -2019,8 +1716,6 @@
                 <w:rtl/>
               </w:rPr>
             </w:pPr>
-            <w:bookmarkStart w:id="14" w:name="fldDiscount"/>
-            <w:bookmarkEnd w:id="14"/>
             <w:r>
               <w:rPr>
                 <w:rFonts w:cs="David" w:hint="cs"/>
@@ -2030,31 +1725,7 @@
                 <w:szCs w:val="28"/>
                 <w:rtl/>
               </w:rPr>
-              <w:t>{</w:t>
-            </w:r>
-            <w:proofErr w:type="spellStart"/>
-            <w:r>
-              <w:rPr>
-                <w:rFonts w:cs="David" w:hint="cs"/>
-                <w:b/>
-                <w:bCs/>
-                <w:sz w:val="28"/>
-                <w:szCs w:val="28"/>
-                <w:rtl/>
-              </w:rPr>
-              <w:t>discountPercent</w:t>
-            </w:r>
-            <w:proofErr w:type="spellEnd"/>
-            <w:r>
-              <w:rPr>
-                <w:rFonts w:cs="David" w:hint="cs"/>
-                <w:b/>
-                <w:bCs/>
-                <w:sz w:val="28"/>
-                <w:szCs w:val="28"/>
-                <w:rtl/>
-              </w:rPr>
-              <w:t>}</w:t>
+              <w:t xml:space="preserve">{discountPercent}</w:t>
             </w:r>
           </w:p>
         </w:tc>
@@ -2062,19 +1733,12 @@
       <w:tr>
         <w:tc>
           <w:tcPr>
-            <w:tcW w:w="1764" w:type="dxa"/>
-            <w:tcBorders>
-              <w:top w:val="single" w:sz="4" w:space="0" w:color="auto"/>
-              <w:left w:val="single" w:sz="4" w:space="0" w:color="auto"/>
-              <w:bottom w:val="single" w:sz="4" w:space="0" w:color="auto"/>
-              <w:right w:val="single" w:sz="4" w:space="0" w:color="auto"/>
-            </w:tcBorders>
-            <w:hideMark/>
+            <w:tcW w:w="0" w:type="auto"/>
           </w:tcPr>
           <w:p>
             <w:pPr>
               <w:rPr>
-                <w:rFonts w:cs="David"/>
+                <w:rFonts w:cs="David" w:hint="cs"/>
                 <w:b/>
                 <w:bCs/>
                 <w:sz w:val="28"/>
@@ -2084,7 +1748,7 @@
             </w:pPr>
             <w:r>
               <w:rPr>
-                <w:rFonts w:cs="David"/>
+                <w:rFonts w:cs="David" w:hint="cs"/>
                 <w:b/>
                 <w:bCs/>
                 <w:sz w:val="28"/>
@@ -2097,18 +1761,12 @@
         </w:tc>
         <w:tc>
           <w:tcPr>
-            <w:tcW w:w="2414" w:type="dxa"/>
-            <w:tcBorders>
-              <w:top w:val="single" w:sz="4" w:space="0" w:color="auto"/>
-              <w:left w:val="single" w:sz="4" w:space="0" w:color="auto"/>
-              <w:bottom w:val="single" w:sz="4" w:space="0" w:color="auto"/>
-              <w:right w:val="single" w:sz="4" w:space="0" w:color="auto"/>
-            </w:tcBorders>
+            <w:tcW w:w="0" w:type="auto"/>
           </w:tcPr>
           <w:p>
             <w:pPr>
               <w:rPr>
-                <w:rFonts w:cs="David"/>
+                <w:rFonts w:cs="David" w:hint="cs"/>
                 <w:b/>
                 <w:bCs/>
                 <w:sz w:val="28"/>
@@ -2116,8 +1774,6 @@
                 <w:rtl/>
               </w:rPr>
             </w:pPr>
-            <w:bookmarkStart w:id="15" w:name="fldTotalAfterDiscount"/>
-            <w:bookmarkEnd w:id="15"/>
             <w:r>
               <w:rPr>
                 <w:rFonts w:cs="David" w:hint="cs"/>
@@ -2127,9 +1783,27 @@
                 <w:szCs w:val="28"/>
                 <w:rtl/>
               </w:rPr>
-              <w:t>{</w:t>
+              <w:t xml:space="preserve">{subtotalAfterDiscount}</w:t>
             </w:r>
-            <w:proofErr w:type="spellStart"/>
+          </w:p>
+        </w:tc>
+      </w:tr>
+      <w:tr>
+        <w:tc>
+          <w:tcPr>
+            <w:tcW w:w="0" w:type="auto"/>
+          </w:tcPr>
+          <w:p>
+            <w:pPr>
+              <w:rPr>
+                <w:rFonts w:cs="David" w:hint="cs"/>
+                <w:b/>
+                <w:bCs/>
+                <w:sz w:val="28"/>
+                <w:szCs w:val="28"/>
+                <w:rtl/>
+              </w:rPr>
+            </w:pPr>
             <w:r>
               <w:rPr>
                 <w:rFonts w:cs="David" w:hint="cs"/>
@@ -2139,9 +1813,8 @@
                 <w:szCs w:val="28"/>
                 <w:rtl/>
               </w:rPr>
-              <w:t>subtotalAfterDiscount</w:t>
+              <w:t>מע"מ 1</w:t>
             </w:r>
-            <w:proofErr w:type="spellEnd"/>
             <w:r>
               <w:rPr>
                 <w:rFonts w:cs="David" w:hint="cs"/>
@@ -2151,27 +1824,29 @@
                 <w:szCs w:val="28"/>
                 <w:rtl/>
               </w:rPr>
-              <w:t>}</w:t>
+              <w:t>8</w:t>
+            </w:r>
+            <w:r>
+              <w:rPr>
+                <w:rFonts w:cs="David" w:hint="cs"/>
+                <w:b/>
+                <w:bCs/>
+                <w:sz w:val="28"/>
+                <w:szCs w:val="28"/>
+                <w:rtl/>
+              </w:rPr>
+              <w:t>%</w:t>
             </w:r>
           </w:p>
         </w:tc>
-      </w:tr>
-      <w:tr>
         <w:tc>
           <w:tcPr>
-            <w:tcW w:w="1764" w:type="dxa"/>
-            <w:tcBorders>
-              <w:top w:val="single" w:sz="4" w:space="0" w:color="auto"/>
-              <w:left w:val="single" w:sz="4" w:space="0" w:color="auto"/>
-              <w:bottom w:val="single" w:sz="4" w:space="0" w:color="auto"/>
-              <w:right w:val="single" w:sz="4" w:space="0" w:color="auto"/>
-            </w:tcBorders>
-            <w:hideMark/>
+            <w:tcW w:w="0" w:type="auto"/>
           </w:tcPr>
           <w:p>
             <w:pPr>
               <w:rPr>
-                <w:rFonts w:cs="David"/>
+                <w:rFonts w:cs="David" w:hint="cs"/>
                 <w:b/>
                 <w:bCs/>
                 <w:sz w:val="28"/>
@@ -2181,42 +1856,6 @@
             </w:pPr>
             <w:r>
               <w:rPr>
-                <w:rFonts w:cs="David"/>
-                <w:b/>
-                <w:bCs/>
-                <w:sz w:val="28"/>
-                <w:szCs w:val="28"/>
-                <w:rtl/>
-              </w:rPr>
-              <w:t>מע"מ 18%</w:t>
-            </w:r>
-          </w:p>
-        </w:tc>
-        <w:tc>
-          <w:tcPr>
-            <w:tcW w:w="2414" w:type="dxa"/>
-            <w:tcBorders>
-              <w:top w:val="single" w:sz="4" w:space="0" w:color="auto"/>
-              <w:left w:val="single" w:sz="4" w:space="0" w:color="auto"/>
-              <w:bottom w:val="single" w:sz="4" w:space="0" w:color="auto"/>
-              <w:right w:val="single" w:sz="4" w:space="0" w:color="auto"/>
-            </w:tcBorders>
-          </w:tcPr>
-          <w:p>
-            <w:pPr>
-              <w:rPr>
-                <w:rFonts w:cs="David"/>
-                <w:b/>
-                <w:bCs/>
-                <w:sz w:val="28"/>
-                <w:szCs w:val="28"/>
-                <w:rtl/>
-              </w:rPr>
-            </w:pPr>
-            <w:bookmarkStart w:id="16" w:name="fldMAAM"/>
-            <w:bookmarkEnd w:id="16"/>
-            <w:r>
-              <w:rPr>
                 <w:rFonts w:cs="David" w:hint="cs"/>
                 <w:b/>
                 <w:bCs/>
@@ -2224,31 +1863,7 @@
                 <w:szCs w:val="28"/>
                 <w:rtl/>
               </w:rPr>
-              <w:t>{</w:t>
-            </w:r>
-            <w:proofErr w:type="spellStart"/>
-            <w:r>
-              <w:rPr>
-                <w:rFonts w:cs="David" w:hint="cs"/>
-                <w:b/>
-                <w:bCs/>
-                <w:sz w:val="28"/>
-                <w:szCs w:val="28"/>
-                <w:rtl/>
-              </w:rPr>
-              <w:t>vatAmount</w:t>
-            </w:r>
-            <w:proofErr w:type="spellEnd"/>
-            <w:r>
-              <w:rPr>
-                <w:rFonts w:cs="David" w:hint="cs"/>
-                <w:b/>
-                <w:bCs/>
-                <w:sz w:val="28"/>
-                <w:szCs w:val="28"/>
-                <w:rtl/>
-              </w:rPr>
-              <w:t>}</w:t>
+              <w:t xml:space="preserve">{vatAmount}</w:t>
             </w:r>
           </w:p>
         </w:tc>
@@ -2256,19 +1871,12 @@
       <w:tr>
         <w:tc>
           <w:tcPr>
-            <w:tcW w:w="1764" w:type="dxa"/>
-            <w:tcBorders>
-              <w:top w:val="single" w:sz="4" w:space="0" w:color="auto"/>
-              <w:left w:val="single" w:sz="4" w:space="0" w:color="auto"/>
-              <w:bottom w:val="single" w:sz="4" w:space="0" w:color="auto"/>
-              <w:right w:val="single" w:sz="4" w:space="0" w:color="auto"/>
-            </w:tcBorders>
-            <w:hideMark/>
+            <w:tcW w:w="0" w:type="auto"/>
           </w:tcPr>
           <w:p>
             <w:pPr>
               <w:rPr>
-                <w:rFonts w:cs="David"/>
+                <w:rFonts w:cs="David" w:hint="cs"/>
                 <w:b/>
                 <w:bCs/>
                 <w:sz w:val="28"/>
@@ -2278,7 +1886,7 @@
             </w:pPr>
             <w:r>
               <w:rPr>
-                <w:rFonts w:cs="David"/>
+                <w:rFonts w:cs="David" w:hint="cs"/>
                 <w:b/>
                 <w:bCs/>
                 <w:sz w:val="28"/>
@@ -2291,18 +1899,12 @@
         </w:tc>
         <w:tc>
           <w:tcPr>
-            <w:tcW w:w="2414" w:type="dxa"/>
-            <w:tcBorders>
-              <w:top w:val="single" w:sz="4" w:space="0" w:color="auto"/>
-              <w:left w:val="single" w:sz="4" w:space="0" w:color="auto"/>
-              <w:bottom w:val="single" w:sz="4" w:space="0" w:color="auto"/>
-              <w:right w:val="single" w:sz="4" w:space="0" w:color="auto"/>
-            </w:tcBorders>
+            <w:tcW w:w="0" w:type="auto"/>
           </w:tcPr>
           <w:p>
             <w:pPr>
               <w:rPr>
-                <w:rFonts w:cs="David"/>
+                <w:rFonts w:cs="David" w:hint="cs"/>
                 <w:b/>
                 <w:bCs/>
                 <w:sz w:val="28"/>
@@ -2310,8 +1912,6 @@
                 <w:rtl/>
               </w:rPr>
             </w:pPr>
-            <w:bookmarkStart w:id="17" w:name="fldTotalAfterMaaM"/>
-            <w:bookmarkEnd w:id="17"/>
             <w:r>
               <w:rPr>
                 <w:rFonts w:cs="David" w:hint="cs"/>
@@ -2321,49 +1921,12 @@
                 <w:szCs w:val="28"/>
                 <w:rtl/>
               </w:rPr>
-              <w:t>{</w:t>
-            </w:r>
-            <w:proofErr w:type="spellStart"/>
-            <w:r>
-              <w:rPr>
-                <w:rFonts w:cs="David" w:hint="cs"/>
-                <w:b/>
-                <w:bCs/>
-                <w:sz w:val="28"/>
-                <w:szCs w:val="28"/>
-                <w:rtl/>
-              </w:rPr>
-              <w:t>totalAmount</w:t>
-            </w:r>
-            <w:proofErr w:type="spellEnd"/>
-            <w:r>
-              <w:rPr>
-                <w:rFonts w:cs="David" w:hint="cs"/>
-                <w:b/>
-                <w:bCs/>
-                <w:sz w:val="28"/>
-                <w:szCs w:val="28"/>
-                <w:rtl/>
-              </w:rPr>
-              <w:t>}</w:t>
+              <w:t xml:space="preserve">{totalAmount}</w:t>
             </w:r>
           </w:p>
         </w:tc>
       </w:tr>
     </w:tbl>
-    <w:p>
-      <w:pPr>
-        <w:rPr>
-          <w:vanish/>
-        </w:rPr>
-      </w:pPr>
-      <w:r>
-        <w:rPr>
-          <w:vanish/>
-        </w:rPr>
-        <w:t xml:space="preserve">{/hasDiscount}</w:t>
-      </w:r>
-    </w:p>
     <w:p>
       <w:pPr>
         <w:rPr>

--- a/apps/api/templates/גהות-תעסוקתי-הצעת-מחיר-להכנת-סקר-מקדים-כימיה-ורעש.docx
+++ b/apps/api/templates/גהות-תעסוקתי-הצעת-מחיר-להכנת-סקר-מקדים-כימיה-ורעש.docx
@@ -2293,27 +2293,6 @@
           <w:rtl/>
         </w:rPr>
       </w:pPr>
-    </w:p>
-    <w:p>
-      <w:pPr>
-        <w:ind w:left="720"/>
-        <w:jc w:val="both"/>
-        <w:rPr>
-          <w:rFonts w:ascii="Arial" w:hAnsi="Arial" w:cs="Arial"/>
-          <w:sz w:val="28"/>
-          <w:szCs w:val="28"/>
-          <w:rtl/>
-        </w:rPr>
-      </w:pPr>
-      <w:r>
-        <w:rPr>
-          <w:rFonts w:cs="David" w:hint="cs"/>
-          <w:sz w:val="28"/>
-          <w:szCs w:val="28"/>
-          <w:rtl/>
-        </w:rPr>
-        <w:t>לתיאום הגעה, נא לחתום ולשלוח לפקס 09-7724446. תודה.</w:t>
-      </w:r>
     </w:p>
     <w:p>
       <w:pPr>
